--- a/docs/forms/termo_de_autorizacao_saida_desacompanhada.docx
+++ b/docs/forms/termo_de_autorizacao_saida_desacompanhada.docx
@@ -1,33 +1,30 @@
 
 <file path=word/document.xml><?xml version="1.0" encoding="utf-8"?>
-<w:document xmlns:mc="http://schemas.openxmlformats.org/markup-compatibility/2006" xmlns:o="urn:schemas-microsoft-com:office:office" xmlns:r="http://schemas.openxmlformats.org/officeDocument/2006/relationships" xmlns:m="http://schemas.openxmlformats.org/officeDocument/2006/math" xmlns:v="urn:schemas-microsoft-com:vml" xmlns:wp="http://schemas.openxmlformats.org/drawingml/2006/wordprocessingDrawing" xmlns:w10="urn:schemas-microsoft-com:office:word" xmlns:w="http://schemas.openxmlformats.org/wordprocessingml/2006/main" xmlns:wne="http://schemas.microsoft.com/office/word/2006/wordml" xmlns:sl="http://schemas.openxmlformats.org/schemaLibrary/2006/main" xmlns:a="http://schemas.openxmlformats.org/drawingml/2006/main" xmlns:pic="http://schemas.openxmlformats.org/drawingml/2006/picture" xmlns:c="http://schemas.openxmlformats.org/drawingml/2006/chart" xmlns:lc="http://schemas.openxmlformats.org/drawingml/2006/lockedCanvas" xmlns:dgm="http://schemas.openxmlformats.org/drawingml/2006/diagram" xmlns:wps="http://schemas.microsoft.com/office/word/2010/wordprocessingShape" xmlns:wpg="http://schemas.microsoft.com/office/word/2010/wordprocessingGroup" xmlns:w14="http://schemas.microsoft.com/office/word/2010/wordml" xmlns:w15="http://schemas.microsoft.com/office/word/2012/wordml" xmlns:w16="http://schemas.microsoft.com/office/word/2018/wordml" xmlns:w16cex="http://schemas.microsoft.com/office/word/2018/wordml/cex" xmlns:w16cid="http://schemas.microsoft.com/office/word/2016/wordml/cid" xmlns="http://schemas.microsoft.com/office/tasks/2019/documenttasks" xmlns:cr="http://schemas.microsoft.com/office/comments/2020/reactions">
+<w:document xmlns:wpc="http://schemas.microsoft.com/office/word/2010/wordprocessingCanvas" xmlns:cx="http://schemas.microsoft.com/office/drawing/2014/chartex" xmlns:cx1="http://schemas.microsoft.com/office/drawing/2015/9/8/chartex" xmlns:cx2="http://schemas.microsoft.com/office/drawing/2015/10/21/chartex" xmlns:cx3="http://schemas.microsoft.com/office/drawing/2016/5/9/chartex" xmlns:cx4="http://schemas.microsoft.com/office/drawing/2016/5/10/chartex" xmlns:cx5="http://schemas.microsoft.com/office/drawing/2016/5/11/chartex" xmlns:cx6="http://schemas.microsoft.com/office/drawing/2016/5/12/chartex" xmlns:cx7="http://schemas.microsoft.com/office/drawing/2016/5/13/chartex" xmlns:cx8="http://schemas.microsoft.com/office/drawing/2016/5/14/chartex" xmlns:mc="http://schemas.openxmlformats.org/markup-compatibility/2006" xmlns:aink="http://schemas.microsoft.com/office/drawing/2016/ink" xmlns:am3d="http://schemas.microsoft.com/office/drawing/2017/model3d" xmlns:o="urn:schemas-microsoft-com:office:office" xmlns:r="http://schemas.openxmlformats.org/officeDocument/2006/relationships" xmlns:m="http://schemas.openxmlformats.org/officeDocument/2006/math" xmlns:v="urn:schemas-microsoft-com:vml" xmlns:wp14="http://schemas.microsoft.com/office/word/2010/wordprocessingDrawing" xmlns:wp="http://schemas.openxmlformats.org/drawingml/2006/wordprocessingDrawing" xmlns:w10="urn:schemas-microsoft-com:office:word" xmlns:w="http://schemas.openxmlformats.org/wordprocessingml/2006/main" xmlns:w14="http://schemas.microsoft.com/office/word/2010/wordml" xmlns:w15="http://schemas.microsoft.com/office/word/2012/wordml" xmlns:w16cex="http://schemas.microsoft.com/office/word/2018/wordml/cex" xmlns:w16cid="http://schemas.microsoft.com/office/word/2016/wordml/cid" xmlns:w16="http://schemas.microsoft.com/office/word/2018/wordml" xmlns:w16se="http://schemas.microsoft.com/office/word/2015/wordml/symex" xmlns:wpg="http://schemas.microsoft.com/office/word/2010/wordprocessingGroup" xmlns:wpi="http://schemas.microsoft.com/office/word/2010/wordprocessingInk" xmlns:wne="http://schemas.microsoft.com/office/word/2006/wordml" xmlns:wps="http://schemas.microsoft.com/office/word/2010/wordprocessingShape" mc:Ignorable="w14 w15 w16se w16cid w16 w16cex wp14">
   <w:body>
     <w:p>
       <w:pPr>
         <w:pBdr>
-          <w:top w:space="0" w:sz="0" w:val="nil"/>
-          <w:left w:space="0" w:sz="0" w:val="nil"/>
-          <w:bottom w:space="0" w:sz="0" w:val="nil"/>
-          <w:right w:space="0" w:sz="0" w:val="nil"/>
-          <w:between w:space="0" w:sz="0" w:val="nil"/>
+          <w:top w:val="nil"/>
+          <w:left w:val="nil"/>
+          <w:bottom w:val="nil"/>
+          <w:right w:val="nil"/>
+          <w:between w:val="nil"/>
         </w:pBdr>
-        <w:spacing w:before="114" w:lineRule="auto"/>
-        <w:rPr>
-          <w:rFonts w:ascii="Times New Roman" w:cs="Times New Roman" w:eastAsia="Times New Roman" w:hAnsi="Times New Roman"/>
+        <w:spacing w:before="114"/>
+        <w:rPr>
+          <w:rFonts w:ascii="Times New Roman" w:eastAsia="Times New Roman" w:hAnsi="Times New Roman" w:cs="Times New Roman"/>
           <w:color w:val="000000"/>
           <w:sz w:val="32"/>
           <w:szCs w:val="32"/>
         </w:rPr>
       </w:pPr>
-      <w:r>
-        <w:rPr>
-          <w:rtl w:val="0"/>
-        </w:rPr>
-      </w:r>
-    </w:p>
-    <w:p>
-      <w:pPr>
-        <w:pStyle w:val="Title"/>
+      <w:bookmarkStart w:id="0" w:name="_GoBack"/>
+      <w:bookmarkEnd w:id="0"/>
+    </w:p>
+    <w:p>
+      <w:pPr>
+        <w:pStyle w:val="Ttulo"/>
         <w:ind w:firstLine="141"/>
         <w:rPr>
           <w:u w:val="none"/>
@@ -36,13 +33,15 @@
       <w:r>
         <w:rPr>
           <w:u w:val="none"/>
-          <w:rtl w:val="0"/>
-        </w:rPr>
-        <w:t xml:space="preserve">TERMO DE AUTORIZAÇÃO PARA SAÍDA DESACOMPANHADA</w:t>
-      </w:r>
-      <w:r>
+        </w:rPr>
+        <w:t>TERMO DE AUTORIZAÇÃO PARA SAÍDA DESACOMPANHADA</w:t>
+      </w:r>
+      <w:r>
+        <w:rPr>
+          <w:noProof/>
+        </w:rPr>
         <w:drawing>
-          <wp:anchor allowOverlap="1" behindDoc="0" distB="0" distT="0" distL="0" distR="0" hidden="0" layoutInCell="1" locked="0" relativeHeight="0" simplePos="0">
+          <wp:anchor distT="0" distB="0" distL="0" distR="0" simplePos="0" relativeHeight="251658240" behindDoc="0" locked="0" layoutInCell="1" hidden="0" allowOverlap="1">
             <wp:simplePos x="0" y="0"/>
             <wp:positionH relativeFrom="column">
               <wp:posOffset>70684</wp:posOffset>
@@ -51,19 +50,20 @@
               <wp:posOffset>-310469</wp:posOffset>
             </wp:positionV>
             <wp:extent cx="753321" cy="874019"/>
-            <wp:effectExtent b="0" l="0" r="0" t="0"/>
+            <wp:effectExtent l="0" t="0" r="0" b="0"/>
             <wp:wrapNone/>
             <wp:docPr id="2" name="image1.png"/>
-            <a:graphic>
+            <wp:cNvGraphicFramePr/>
+            <a:graphic xmlns:a="http://schemas.openxmlformats.org/drawingml/2006/main">
               <a:graphicData uri="http://schemas.openxmlformats.org/drawingml/2006/picture">
-                <pic:pic>
+                <pic:pic xmlns:pic="http://schemas.openxmlformats.org/drawingml/2006/picture">
                   <pic:nvPicPr>
                     <pic:cNvPr id="0" name="image1.png"/>
                     <pic:cNvPicPr preferRelativeResize="0"/>
                   </pic:nvPicPr>
                   <pic:blipFill>
-                    <a:blip r:embed="rId7"/>
-                    <a:srcRect b="0" l="0" r="0" t="0"/>
+                    <a:blip r:embed="rId5"/>
+                    <a:srcRect/>
                     <a:stretch>
                       <a:fillRect/>
                     </a:stretch>
@@ -73,7 +73,9 @@
                       <a:off x="0" y="0"/>
                       <a:ext cx="753321" cy="874019"/>
                     </a:xfrm>
-                    <a:prstGeom prst="rect"/>
+                    <a:prstGeom prst="rect">
+                      <a:avLst/>
+                    </a:prstGeom>
                     <a:ln/>
                   </pic:spPr>
                 </pic:pic>
@@ -86,227 +88,228 @@
     <w:p>
       <w:pPr>
         <w:pBdr>
-          <w:top w:space="0" w:sz="0" w:val="nil"/>
-          <w:left w:space="0" w:sz="0" w:val="nil"/>
-          <w:bottom w:space="0" w:sz="0" w:val="nil"/>
-          <w:right w:space="0" w:sz="0" w:val="nil"/>
-          <w:between w:space="0" w:sz="0" w:val="nil"/>
+          <w:top w:val="nil"/>
+          <w:left w:val="nil"/>
+          <w:bottom w:val="nil"/>
+          <w:right w:val="nil"/>
+          <w:between w:val="nil"/>
         </w:pBdr>
         <w:rPr>
-          <w:b w:val="1"/>
-          <w:bCs w:val="1"/>
-          <w:color w:val="000000"/>
-          <w:sz w:val="24"/>
-          <w:szCs w:val="24"/>
-        </w:rPr>
-      </w:pPr>
-      <w:r>
-        <w:rPr>
-          <w:b w:val="1"/>
-          <w:bCs w:val="1"/>
-          <w:sz w:val="24"/>
-          <w:szCs w:val="24"/>
-          <w:rtl w:val="0"/>
+          <w:b/>
+          <w:bCs/>
+          <w:color w:val="000000"/>
+          <w:sz w:val="24"/>
+          <w:szCs w:val="24"/>
+        </w:rPr>
+      </w:pPr>
+      <w:r>
+        <w:rPr>
+          <w:b/>
+          <w:bCs/>
+          <w:sz w:val="24"/>
+          <w:szCs w:val="24"/>
         </w:rPr>
         <w:t xml:space="preserve">                               </w:t>
       </w:r>
-      <w:r>
-        <w:rPr>
-          <w:rtl w:val="0"/>
-        </w:rPr>
-      </w:r>
     </w:p>
     <w:p>
       <w:pPr>
         <w:pBdr>
-          <w:top w:space="0" w:sz="0" w:val="nil"/>
-          <w:left w:space="0" w:sz="0" w:val="nil"/>
-          <w:bottom w:space="0" w:sz="0" w:val="nil"/>
-          <w:right w:space="0" w:sz="0" w:val="nil"/>
-          <w:between w:space="0" w:sz="0" w:val="nil"/>
+          <w:top w:val="nil"/>
+          <w:left w:val="nil"/>
+          <w:bottom w:val="nil"/>
+          <w:right w:val="nil"/>
+          <w:between w:val="nil"/>
         </w:pBdr>
         <w:rPr>
-          <w:b w:val="1"/>
-          <w:bCs w:val="1"/>
-          <w:color w:val="000000"/>
-          <w:sz w:val="24"/>
-          <w:szCs w:val="24"/>
-        </w:rPr>
-      </w:pPr>
-      <w:r>
-        <w:rPr>
-          <w:rtl w:val="0"/>
-        </w:rPr>
-      </w:r>
+          <w:b/>
+          <w:bCs/>
+          <w:color w:val="000000"/>
+          <w:sz w:val="24"/>
+          <w:szCs w:val="24"/>
+        </w:rPr>
+      </w:pPr>
     </w:p>
     <w:p>
       <w:pPr>
         <w:pBdr>
-          <w:top w:space="0" w:sz="0" w:val="nil"/>
-          <w:left w:space="0" w:sz="0" w:val="nil"/>
-          <w:bottom w:space="0" w:sz="0" w:val="nil"/>
-          <w:right w:space="0" w:sz="0" w:val="nil"/>
-          <w:between w:space="0" w:sz="0" w:val="nil"/>
+          <w:top w:val="nil"/>
+          <w:left w:val="nil"/>
+          <w:bottom w:val="nil"/>
+          <w:right w:val="nil"/>
+          <w:between w:val="nil"/>
         </w:pBdr>
         <w:rPr>
-          <w:b w:val="1"/>
-          <w:bCs w:val="1"/>
-          <w:color w:val="000000"/>
-          <w:sz w:val="24"/>
-          <w:szCs w:val="24"/>
-        </w:rPr>
-      </w:pPr>
-      <w:r>
-        <w:rPr>
-          <w:rtl w:val="0"/>
-        </w:rPr>
-      </w:r>
+          <w:b/>
+          <w:bCs/>
+          <w:color w:val="000000"/>
+          <w:sz w:val="24"/>
+          <w:szCs w:val="24"/>
+        </w:rPr>
+      </w:pPr>
     </w:p>
     <w:p>
       <w:pPr>
         <w:pBdr>
-          <w:top w:space="0" w:sz="0" w:val="nil"/>
-          <w:left w:space="0" w:sz="0" w:val="nil"/>
-          <w:bottom w:space="0" w:sz="0" w:val="nil"/>
-          <w:right w:space="0" w:sz="0" w:val="nil"/>
-          <w:between w:space="0" w:sz="0" w:val="nil"/>
+          <w:top w:val="nil"/>
+          <w:left w:val="nil"/>
+          <w:bottom w:val="nil"/>
+          <w:right w:val="nil"/>
+          <w:between w:val="nil"/>
         </w:pBdr>
         <w:rPr>
-          <w:b w:val="1"/>
-          <w:bCs w:val="1"/>
-          <w:color w:val="000000"/>
-          <w:sz w:val="24"/>
-          <w:szCs w:val="24"/>
-        </w:rPr>
-      </w:pPr>
-      <w:r>
-        <w:rPr>
-          <w:rtl w:val="0"/>
-        </w:rPr>
-      </w:r>
+          <w:b/>
+          <w:bCs/>
+          <w:color w:val="000000"/>
+          <w:sz w:val="24"/>
+          <w:szCs w:val="24"/>
+        </w:rPr>
+      </w:pPr>
     </w:p>
     <w:p>
       <w:pPr>
         <w:pBdr>
-          <w:top w:space="0" w:sz="0" w:val="nil"/>
-          <w:left w:space="0" w:sz="0" w:val="nil"/>
-          <w:bottom w:space="0" w:sz="0" w:val="nil"/>
-          <w:right w:space="0" w:sz="0" w:val="nil"/>
-          <w:between w:space="0" w:sz="0" w:val="nil"/>
+          <w:top w:val="nil"/>
+          <w:left w:val="nil"/>
+          <w:bottom w:val="nil"/>
+          <w:right w:val="nil"/>
+          <w:between w:val="nil"/>
         </w:pBdr>
-        <w:spacing w:before="36" w:lineRule="auto"/>
-        <w:rPr>
-          <w:b w:val="1"/>
-          <w:bCs w:val="1"/>
-          <w:color w:val="000000"/>
-          <w:sz w:val="24"/>
-          <w:szCs w:val="24"/>
-        </w:rPr>
-      </w:pPr>
-      <w:r>
-        <w:rPr>
-          <w:rtl w:val="0"/>
-        </w:rPr>
-      </w:r>
+        <w:spacing w:before="36"/>
+        <w:rPr>
+          <w:b/>
+          <w:bCs/>
+          <w:color w:val="000000"/>
+          <w:sz w:val="24"/>
+          <w:szCs w:val="24"/>
+        </w:rPr>
+      </w:pPr>
     </w:p>
     <w:p>
       <w:pPr>
         <w:tabs>
-          <w:tab w:val="left" w:leader="none" w:pos="8858"/>
-          <w:tab w:val="left" w:leader="none" w:pos="10097"/>
-          <w:tab w:val="left" w:leader="none" w:pos="10560"/>
+          <w:tab w:val="left" w:pos="8858"/>
+          <w:tab w:val="left" w:pos="10097"/>
+          <w:tab w:val="left" w:pos="10560"/>
         </w:tabs>
-        <w:ind w:left="437" w:firstLine="0"/>
-        <w:rPr>
-          <w:sz w:val="24"/>
-          <w:szCs w:val="24"/>
-        </w:rPr>
-      </w:pPr>
-      <w:r>
-        <w:rPr>
-          <w:sz w:val="24"/>
-          <w:szCs w:val="24"/>
-          <w:rtl w:val="0"/>
+        <w:ind w:left="437"/>
+        <w:rPr>
+          <w:sz w:val="24"/>
+          <w:szCs w:val="24"/>
+        </w:rPr>
+      </w:pPr>
+      <w:r>
+        <w:rPr>
+          <w:sz w:val="24"/>
+          <w:szCs w:val="24"/>
         </w:rPr>
         <w:t xml:space="preserve">Eu </w:t>
       </w:r>
       <w:r>
         <w:rPr>
-          <w:b w:val="1"/>
-          <w:bCs w:val="1"/>
-          <w:sz w:val="24"/>
-          <w:szCs w:val="24"/>
-          <w:rtl w:val="0"/>
-        </w:rPr>
-        <w:t xml:space="preserve">{nome_responsavel}</w:t>
-      </w:r>
-      <w:r>
-        <w:rPr>
-          <w:sz w:val="24"/>
-          <w:szCs w:val="24"/>
-          <w:rtl w:val="0"/>
+          <w:b/>
+          <w:bCs/>
+          <w:sz w:val="24"/>
+          <w:szCs w:val="24"/>
+        </w:rPr>
+        <w:t>{{</w:t>
+      </w:r>
+      <w:r>
+        <w:rPr>
+          <w:b/>
+          <w:bCs/>
+          <w:sz w:val="24"/>
+          <w:szCs w:val="24"/>
+        </w:rPr>
+        <w:t>nome_responsavel}}</w:t>
+      </w:r>
+      <w:r>
+        <w:rPr>
+          <w:sz w:val="24"/>
+          <w:szCs w:val="24"/>
         </w:rPr>
         <w:t xml:space="preserve"> portador do RG: </w:t>
       </w:r>
       <w:r>
         <w:rPr>
-          <w:b w:val="1"/>
-          <w:bCs w:val="1"/>
-          <w:sz w:val="24"/>
-          <w:szCs w:val="24"/>
-          <w:rtl w:val="0"/>
-        </w:rPr>
-        <w:t xml:space="preserve">{rg_responsavel}</w:t>
-      </w:r>
-      <w:r>
-        <w:rPr>
-          <w:sz w:val="24"/>
-          <w:szCs w:val="24"/>
-          <w:rtl w:val="0"/>
+          <w:b/>
+          <w:bCs/>
+          <w:sz w:val="24"/>
+          <w:szCs w:val="24"/>
+        </w:rPr>
+        <w:t>{{</w:t>
+      </w:r>
+      <w:r>
+        <w:rPr>
+          <w:b/>
+          <w:bCs/>
+          <w:sz w:val="24"/>
+          <w:szCs w:val="24"/>
+        </w:rPr>
+        <w:t>rg_responsavel}}</w:t>
+      </w:r>
+      <w:r>
+        <w:rPr>
+          <w:sz w:val="24"/>
+          <w:szCs w:val="24"/>
         </w:rPr>
         <w:t xml:space="preserve"> ,responsável legal pelo(a) criança/adolescente matriculado nesta instituição</w:t>
       </w:r>
       <w:r>
         <w:rPr>
-          <w:b w:val="1"/>
-          <w:bCs w:val="1"/>
-          <w:sz w:val="24"/>
-          <w:szCs w:val="24"/>
-          <w:rtl w:val="0"/>
-        </w:rPr>
-        <w:t xml:space="preserve"> {nome_crianca}</w:t>
-      </w:r>
-      <w:r>
-        <w:rPr>
-          <w:sz w:val="24"/>
-          <w:szCs w:val="24"/>
-          <w:rtl w:val="0"/>
+          <w:b/>
+          <w:bCs/>
+          <w:sz w:val="24"/>
+          <w:szCs w:val="24"/>
+        </w:rPr>
+        <w:t xml:space="preserve"> {{</w:t>
+      </w:r>
+      <w:r>
+        <w:rPr>
+          <w:b/>
+          <w:bCs/>
+          <w:sz w:val="24"/>
+          <w:szCs w:val="24"/>
+        </w:rPr>
+        <w:t>nome_crianca}}</w:t>
+      </w:r>
+      <w:r>
+        <w:rPr>
+          <w:sz w:val="24"/>
+          <w:szCs w:val="24"/>
         </w:rPr>
         <w:t xml:space="preserve">,  para frequência nas atividades no período da </w:t>
       </w:r>
       <w:r>
         <w:rPr>
-          <w:b w:val="1"/>
-          <w:bCs w:val="1"/>
-          <w:sz w:val="24"/>
-          <w:szCs w:val="24"/>
-          <w:rtl w:val="0"/>
-        </w:rPr>
-        <w:t xml:space="preserve">{periodo_atividades}</w:t>
-      </w:r>
-      <w:r>
-        <w:rPr>
-          <w:sz w:val="24"/>
-          <w:szCs w:val="24"/>
-          <w:rtl w:val="0"/>
-        </w:rPr>
-        <w:t xml:space="preserve">.</w:t>
-      </w:r>
-    </w:p>
-    <w:p>
-      <w:pPr>
-        <w:spacing w:before="200" w:lineRule="auto"/>
-        <w:ind w:left="437" w:firstLine="0"/>
+          <w:b/>
+          <w:bCs/>
+          <w:sz w:val="24"/>
+          <w:szCs w:val="24"/>
+        </w:rPr>
+        <w:t>{{</w:t>
+      </w:r>
+      <w:r>
+        <w:rPr>
+          <w:b/>
+          <w:bCs/>
+          <w:sz w:val="24"/>
+          <w:szCs w:val="24"/>
+        </w:rPr>
+        <w:t>periodo_atividades}}</w:t>
+      </w:r>
+      <w:r>
+        <w:rPr>
+          <w:sz w:val="24"/>
+          <w:szCs w:val="24"/>
+        </w:rPr>
+        <w:t>.</w:t>
+      </w:r>
+    </w:p>
+    <w:p>
+      <w:pPr>
+        <w:spacing w:before="200"/>
+        <w:ind w:left="437"/>
         <w:jc w:val="both"/>
         <w:rPr>
           <w:sz w:val="24"/>
@@ -317,105 +320,100 @@
         <w:rPr>
           <w:sz w:val="24"/>
           <w:szCs w:val="24"/>
-          <w:rtl w:val="0"/>
-        </w:rPr>
-        <w:t xml:space="preserve">Por meio deste documento:</w:t>
+        </w:rPr>
+        <w:t>Por meio deste documento:</w:t>
       </w:r>
     </w:p>
     <w:p>
       <w:pPr>
         <w:pBdr>
-          <w:top w:space="0" w:sz="0" w:val="nil"/>
-          <w:left w:space="0" w:sz="0" w:val="nil"/>
-          <w:bottom w:space="0" w:sz="0" w:val="nil"/>
-          <w:right w:space="0" w:sz="0" w:val="nil"/>
-          <w:between w:space="0" w:sz="0" w:val="nil"/>
+          <w:top w:val="nil"/>
+          <w:left w:val="nil"/>
+          <w:bottom w:val="nil"/>
+          <w:right w:val="nil"/>
+          <w:between w:val="nil"/>
         </w:pBdr>
-        <w:spacing w:before="53" w:lineRule="auto"/>
-        <w:rPr>
-          <w:color w:val="000000"/>
-          <w:sz w:val="24"/>
-          <w:szCs w:val="24"/>
-        </w:rPr>
-      </w:pPr>
-      <w:r>
-        <w:rPr>
-          <w:rtl w:val="0"/>
-        </w:rPr>
-      </w:r>
+        <w:spacing w:before="53"/>
+        <w:rPr>
+          <w:color w:val="000000"/>
+          <w:sz w:val="24"/>
+          <w:szCs w:val="24"/>
+        </w:rPr>
+      </w:pPr>
     </w:p>
     <w:p>
       <w:pPr>
         <w:spacing w:line="360" w:lineRule="auto"/>
-        <w:ind w:left="437" w:right="291" w:firstLine="0"/>
+        <w:ind w:left="437" w:right="291"/>
         <w:jc w:val="both"/>
-        <w:rPr/>
-      </w:pPr>
-      <w:r>
-        <w:rPr>
-          <w:rtl w:val="0"/>
-        </w:rPr>
-        <w:t xml:space="preserve">(</w:t>
-      </w:r>
-      <w:r>
-        <w:rPr>
-          <w:b w:val="1"/>
-          <w:bCs w:val="1"/>
-          <w:rtl w:val="0"/>
-        </w:rPr>
-        <w:t xml:space="preserve">{autorizacao_saida_autoriza}</w:t>
-      </w:r>
-      <w:r>
-        <w:rPr>
-          <w:rtl w:val="0"/>
-        </w:rPr>
-        <w:t xml:space="preserve">) AUTORIZO antecipadamente, a saída desacompanhada do menor após o encerramento das atividades, o período especificado, de segunda a sexta-feira, bem como em eventos que possam ocorrer ocasionalmente aos finais de semana.</w:t>
+      </w:pPr>
+      <w:r>
+        <w:t>(</w:t>
+      </w:r>
+      <w:r>
+        <w:rPr>
+          <w:b/>
+          <w:bCs/>
+        </w:rPr>
+        <w:t>{{</w:t>
+      </w:r>
+      <w:r>
+        <w:rPr>
+          <w:b/>
+          <w:bCs/>
+        </w:rPr>
+        <w:t>autorizacao_saida_autoriza}}</w:t>
+      </w:r>
+      <w:r>
+        <w:t>) AUTORIZO antecipadamente, a saída desacompanhada do menor após o encerramento das atividades, o período especificado, de segunda a sexta-feira, bem como em eventos que possam ocorrer ocasionalmente aos finais de semana.</w:t>
       </w:r>
     </w:p>
     <w:p>
       <w:pPr>
         <w:spacing w:before="200" w:line="360" w:lineRule="auto"/>
-        <w:ind w:left="437" w:right="292" w:firstLine="0"/>
+        <w:ind w:left="437" w:right="292"/>
         <w:jc w:val="both"/>
-        <w:rPr/>
-      </w:pPr>
-      <w:bookmarkStart w:colFirst="0" w:colLast="0" w:name="_heading=h.7yhpq1nrte14" w:id="0"/>
-      <w:bookmarkEnd w:id="0"/>
-      <w:r>
-        <w:rPr>
-          <w:rtl w:val="0"/>
-        </w:rPr>
-        <w:t xml:space="preserve">(</w:t>
-      </w:r>
-      <w:r>
-        <w:rPr>
-          <w:b w:val="1"/>
-          <w:bCs w:val="1"/>
-          <w:rtl w:val="0"/>
-        </w:rPr>
-        <w:t xml:space="preserve">{autorizacao_saida_nao_autoriza}</w:t>
-      </w:r>
-      <w:r>
-        <w:rPr>
-          <w:rtl w:val="0"/>
-        </w:rPr>
-        <w:t xml:space="preserve">) NÃO AUTORIZO a saída desacompanhada no menor supracitado, sendo permitido somente com as pessoas abaixo identificadas.</w:t>
+      </w:pPr>
+      <w:bookmarkStart w:id="1" w:name="_heading=h.7yhpq1nrte14" w:colFirst="0" w:colLast="0"/>
+      <w:bookmarkEnd w:id="1"/>
+      <w:r>
+        <w:t>(</w:t>
+      </w:r>
+      <w:r>
+        <w:rPr>
+          <w:b/>
+          <w:bCs/>
+        </w:rPr>
+        <w:t>{{</w:t>
+      </w:r>
+      <w:r>
+        <w:rPr>
+          <w:b/>
+          <w:bCs/>
+        </w:rPr>
+        <w:t>autorizacao_saida_nao_autoriza}}</w:t>
+      </w:r>
+      <w:r>
+        <w:t>)</w:t>
+      </w:r>
+      <w:r>
+        <w:t xml:space="preserve"> NÃO AUTORIZO a saída desacompanhada no menor supracitado, sendo permitido somente com as pessoas abaixo identificadas.</w:t>
       </w:r>
     </w:p>
     <w:p>
       <w:pPr>
         <w:pBdr>
-          <w:top w:space="0" w:sz="0" w:val="nil"/>
-          <w:left w:space="0" w:sz="0" w:val="nil"/>
-          <w:bottom w:space="0" w:sz="0" w:val="nil"/>
-          <w:right w:space="0" w:sz="0" w:val="nil"/>
-          <w:between w:space="0" w:sz="0" w:val="nil"/>
+          <w:top w:val="nil"/>
+          <w:left w:val="nil"/>
+          <w:bottom w:val="nil"/>
+          <w:right w:val="nil"/>
+          <w:between w:val="nil"/>
         </w:pBdr>
-        <w:spacing w:before="200" w:lineRule="auto"/>
-        <w:ind w:left="437" w:firstLine="0"/>
-        <w:rPr>
-          <w:i w:val="1"/>
-          <w:iCs w:val="1"/>
+        <w:spacing w:before="200"/>
+        <w:ind w:left="437"/>
+        <w:rPr>
+          <w:i/>
+          <w:iCs/>
           <w:color w:val="000000"/>
           <w:sz w:val="16"/>
           <w:szCs w:val="16"/>
@@ -423,53 +421,47 @@
       </w:pPr>
       <w:r>
         <w:rPr>
-          <w:i w:val="1"/>
-          <w:iCs w:val="1"/>
+          <w:i/>
+          <w:iCs/>
           <w:color w:val="000000"/>
           <w:sz w:val="16"/>
           <w:szCs w:val="16"/>
-          <w:rtl w:val="0"/>
-        </w:rPr>
-        <w:t xml:space="preserve">REGRAS/DIRETRIZES:</w:t>
+        </w:rPr>
+        <w:t>REGRAS/DIRETRIZES:</w:t>
       </w:r>
     </w:p>
     <w:p>
       <w:pPr>
         <w:pBdr>
-          <w:top w:space="0" w:sz="0" w:val="nil"/>
-          <w:left w:space="0" w:sz="0" w:val="nil"/>
-          <w:bottom w:space="0" w:sz="0" w:val="nil"/>
-          <w:right w:space="0" w:sz="0" w:val="nil"/>
-          <w:between w:space="0" w:sz="0" w:val="nil"/>
+          <w:top w:val="nil"/>
+          <w:left w:val="nil"/>
+          <w:bottom w:val="nil"/>
+          <w:right w:val="nil"/>
+          <w:between w:val="nil"/>
         </w:pBdr>
-        <w:spacing w:before="5" w:lineRule="auto"/>
-        <w:rPr>
-          <w:i w:val="1"/>
-          <w:iCs w:val="1"/>
+        <w:spacing w:before="5"/>
+        <w:rPr>
+          <w:i/>
+          <w:iCs/>
           <w:color w:val="000000"/>
           <w:sz w:val="16"/>
           <w:szCs w:val="16"/>
         </w:rPr>
       </w:pPr>
-      <w:r>
-        <w:rPr>
-          <w:rtl w:val="0"/>
-        </w:rPr>
-      </w:r>
     </w:p>
     <w:p>
       <w:pPr>
         <w:pBdr>
-          <w:top w:space="0" w:sz="0" w:val="nil"/>
-          <w:left w:space="0" w:sz="0" w:val="nil"/>
-          <w:bottom w:space="0" w:sz="0" w:val="nil"/>
-          <w:right w:space="0" w:sz="0" w:val="nil"/>
-          <w:between w:space="0" w:sz="0" w:val="nil"/>
+          <w:top w:val="nil"/>
+          <w:left w:val="nil"/>
+          <w:bottom w:val="nil"/>
+          <w:right w:val="nil"/>
+          <w:between w:val="nil"/>
         </w:pBdr>
-        <w:ind w:left="437" w:firstLine="0"/>
-        <w:rPr>
-          <w:i w:val="1"/>
-          <w:iCs w:val="1"/>
+        <w:ind w:left="437"/>
+        <w:rPr>
+          <w:i/>
+          <w:iCs/>
           <w:color w:val="000000"/>
           <w:sz w:val="16"/>
           <w:szCs w:val="16"/>
@@ -477,33 +469,30 @@
       </w:pPr>
       <w:r>
         <w:rPr>
-          <w:i w:val="1"/>
-          <w:iCs w:val="1"/>
+          <w:i/>
+          <w:iCs/>
           <w:color w:val="000000"/>
           <w:sz w:val="16"/>
           <w:szCs w:val="16"/>
-          <w:rtl w:val="0"/>
         </w:rPr>
         <w:t xml:space="preserve">•Responsáveis autorizados a retirar o(a) criança/adolescente: O Pai </w:t>
       </w:r>
       <w:r>
         <w:rPr>
-          <w:i w:val="1"/>
-          <w:iCs w:val="1"/>
+          <w:i/>
+          <w:iCs/>
           <w:sz w:val="16"/>
           <w:szCs w:val="16"/>
-          <w:rtl w:val="0"/>
-        </w:rPr>
-        <w:t xml:space="preserve">e a Mãe</w:t>
-      </w:r>
-      <w:r>
-        <w:rPr>
-          <w:i w:val="1"/>
-          <w:iCs w:val="1"/>
+        </w:rPr>
+        <w:t>e a Mãe</w:t>
+      </w:r>
+      <w:r>
+        <w:rPr>
+          <w:i/>
+          <w:iCs/>
           <w:color w:val="000000"/>
           <w:sz w:val="16"/>
           <w:szCs w:val="16"/>
-          <w:rtl w:val="0"/>
         </w:rPr>
         <w:t xml:space="preserve"> legalmente sempre são autorizados, exceto por Decisão Judicial. Neste caso, a Equipe Técnica deverá ter uma cópia da definição judicial.</w:t>
       </w:r>
@@ -511,41 +500,36 @@
     <w:p>
       <w:pPr>
         <w:pBdr>
-          <w:top w:space="0" w:sz="0" w:val="nil"/>
-          <w:left w:space="0" w:sz="0" w:val="nil"/>
-          <w:bottom w:space="0" w:sz="0" w:val="nil"/>
-          <w:right w:space="0" w:sz="0" w:val="nil"/>
-          <w:between w:space="0" w:sz="0" w:val="nil"/>
+          <w:top w:val="nil"/>
+          <w:left w:val="nil"/>
+          <w:bottom w:val="nil"/>
+          <w:right w:val="nil"/>
+          <w:between w:val="nil"/>
         </w:pBdr>
-        <w:spacing w:before="4" w:lineRule="auto"/>
-        <w:rPr>
-          <w:i w:val="1"/>
-          <w:iCs w:val="1"/>
+        <w:spacing w:before="4"/>
+        <w:rPr>
+          <w:i/>
+          <w:iCs/>
           <w:color w:val="000000"/>
           <w:sz w:val="16"/>
           <w:szCs w:val="16"/>
         </w:rPr>
       </w:pPr>
-      <w:r>
-        <w:rPr>
-          <w:rtl w:val="0"/>
-        </w:rPr>
-      </w:r>
     </w:p>
     <w:p>
       <w:pPr>
         <w:pBdr>
-          <w:top w:space="0" w:sz="0" w:val="nil"/>
-          <w:left w:space="0" w:sz="0" w:val="nil"/>
-          <w:bottom w:space="0" w:sz="0" w:val="nil"/>
-          <w:right w:space="0" w:sz="0" w:val="nil"/>
-          <w:between w:space="0" w:sz="0" w:val="nil"/>
+          <w:top w:val="nil"/>
+          <w:left w:val="nil"/>
+          <w:bottom w:val="nil"/>
+          <w:right w:val="nil"/>
+          <w:between w:val="nil"/>
         </w:pBdr>
-        <w:spacing w:before="1" w:lineRule="auto"/>
-        <w:ind w:left="437" w:firstLine="0"/>
-        <w:rPr>
-          <w:i w:val="1"/>
-          <w:iCs w:val="1"/>
+        <w:spacing w:before="1"/>
+        <w:ind w:left="437"/>
+        <w:rPr>
+          <w:i/>
+          <w:iCs/>
           <w:color w:val="000000"/>
           <w:sz w:val="16"/>
           <w:szCs w:val="16"/>
@@ -553,137 +537,115 @@
       </w:pPr>
       <w:r>
         <w:rPr>
-          <w:i w:val="1"/>
-          <w:iCs w:val="1"/>
+          <w:i/>
+          <w:iCs/>
           <w:color w:val="000000"/>
           <w:sz w:val="16"/>
           <w:szCs w:val="16"/>
-          <w:rtl w:val="0"/>
-        </w:rPr>
-        <w:t xml:space="preserve">•Qualquer alteração ou imprevisto referente a liberação da criança/adolescente deve ser comunicada imediatamente à Equipe Técnica.</w:t>
-      </w:r>
-    </w:p>
-    <w:p>
-      <w:pPr>
-        <w:pBdr>
-          <w:top w:space="0" w:sz="0" w:val="nil"/>
-          <w:left w:space="0" w:sz="0" w:val="nil"/>
-          <w:bottom w:space="0" w:sz="0" w:val="nil"/>
-          <w:right w:space="0" w:sz="0" w:val="nil"/>
-          <w:between w:space="0" w:sz="0" w:val="nil"/>
-        </w:pBdr>
-        <w:spacing w:before="4" w:lineRule="auto"/>
-        <w:rPr>
-          <w:i w:val="1"/>
-          <w:iCs w:val="1"/>
+        </w:rPr>
+        <w:t>•Qualquer alteração ou imprevisto referent</w:t>
+      </w:r>
+      <w:r>
+        <w:rPr>
+          <w:i/>
+          <w:iCs/>
           <w:color w:val="000000"/>
           <w:sz w:val="16"/>
           <w:szCs w:val="16"/>
         </w:rPr>
-      </w:pPr>
-      <w:r>
-        <w:rPr>
-          <w:rtl w:val="0"/>
-        </w:rPr>
+        <w:t>e a liberação da criança/adolescente deve ser comunicada imediatamente à Equipe Técnica.</w:t>
       </w:r>
     </w:p>
     <w:p>
       <w:pPr>
         <w:pBdr>
-          <w:top w:space="0" w:sz="0" w:val="nil"/>
-          <w:left w:space="0" w:sz="0" w:val="nil"/>
-          <w:bottom w:space="0" w:sz="0" w:val="nil"/>
-          <w:right w:space="0" w:sz="0" w:val="nil"/>
-          <w:between w:space="0" w:sz="0" w:val="nil"/>
+          <w:top w:val="nil"/>
+          <w:left w:val="nil"/>
+          <w:bottom w:val="nil"/>
+          <w:right w:val="nil"/>
+          <w:between w:val="nil"/>
         </w:pBdr>
-        <w:ind w:left="437" w:right="292" w:firstLine="0"/>
-        <w:rPr>
-          <w:i w:val="1"/>
-          <w:iCs w:val="1"/>
+        <w:spacing w:before="4"/>
+        <w:rPr>
+          <w:i/>
+          <w:iCs/>
           <w:color w:val="000000"/>
           <w:sz w:val="16"/>
           <w:szCs w:val="16"/>
         </w:rPr>
       </w:pPr>
-      <w:r>
-        <w:rPr>
-          <w:i w:val="1"/>
-          <w:iCs w:val="1"/>
+    </w:p>
+    <w:p>
+      <w:pPr>
+        <w:pBdr>
+          <w:top w:val="nil"/>
+          <w:left w:val="nil"/>
+          <w:bottom w:val="nil"/>
+          <w:right w:val="nil"/>
+          <w:between w:val="nil"/>
+        </w:pBdr>
+        <w:ind w:left="437" w:right="292"/>
+        <w:rPr>
+          <w:i/>
+          <w:iCs/>
           <w:color w:val="000000"/>
           <w:sz w:val="16"/>
           <w:szCs w:val="16"/>
-          <w:rtl w:val="0"/>
-        </w:rPr>
-        <w:t xml:space="preserve">•Atenção: A criança/adolescente não autorizada a sair deverá aguardar seus pais/responsáveis dentro do espaço da OSC, não sendo permitida sua saída com outras pessoas (pais de amigos, pais de alunos, parentes ou conhecidos) sem estarem devidamente autorizados antecipadamente.</w:t>
-      </w:r>
-    </w:p>
-    <w:p>
-      <w:pPr>
-        <w:pBdr>
-          <w:top w:space="0" w:sz="0" w:val="nil"/>
-          <w:left w:space="0" w:sz="0" w:val="nil"/>
-          <w:bottom w:space="0" w:sz="0" w:val="nil"/>
-          <w:right w:space="0" w:sz="0" w:val="nil"/>
-          <w:between w:space="0" w:sz="0" w:val="nil"/>
-        </w:pBdr>
-        <w:spacing w:before="5" w:lineRule="auto"/>
-        <w:rPr>
-          <w:i w:val="1"/>
-          <w:iCs w:val="1"/>
+        </w:rPr>
+      </w:pPr>
+      <w:r>
+        <w:rPr>
+          <w:i/>
+          <w:iCs/>
           <w:color w:val="000000"/>
           <w:sz w:val="16"/>
           <w:szCs w:val="16"/>
         </w:rPr>
-      </w:pPr>
-      <w:r>
-        <w:rPr>
-          <w:rtl w:val="0"/>
-        </w:rPr>
-      </w:r>
-    </w:p>
-    <w:p>
-      <w:pPr>
-        <w:pBdr>
-          <w:top w:space="0" w:sz="0" w:val="nil"/>
-          <w:left w:space="0" w:sz="0" w:val="nil"/>
-          <w:bottom w:space="0" w:sz="0" w:val="nil"/>
-          <w:right w:space="0" w:sz="0" w:val="nil"/>
-          <w:between w:space="0" w:sz="0" w:val="nil"/>
-        </w:pBdr>
-        <w:ind w:left="437" w:firstLine="0"/>
-        <w:rPr>
-          <w:i w:val="1"/>
-          <w:iCs w:val="1"/>
+        <w:t>•Atenção: A criança/adolescente não autorizada a sair deverá aguardar seus pais/responsáveis dentro do espaço da OSC, não sendo permitida sua saída com outras pessoas</w:t>
+      </w:r>
+      <w:r>
+        <w:rPr>
+          <w:i/>
+          <w:iCs/>
           <w:color w:val="000000"/>
           <w:sz w:val="16"/>
           <w:szCs w:val="16"/>
         </w:rPr>
-      </w:pPr>
-      <w:r>
-        <w:rPr>
-          <w:i w:val="1"/>
-          <w:iCs w:val="1"/>
+        <w:t xml:space="preserve"> (pais de amigos, pais de alunos, parentes ou conhecidos) sem estarem devidamente autorizados antecipadamente.</w:t>
+      </w:r>
+    </w:p>
+    <w:p>
+      <w:pPr>
+        <w:pBdr>
+          <w:top w:val="nil"/>
+          <w:left w:val="nil"/>
+          <w:bottom w:val="nil"/>
+          <w:right w:val="nil"/>
+          <w:between w:val="nil"/>
+        </w:pBdr>
+        <w:spacing w:before="5"/>
+        <w:rPr>
+          <w:i/>
+          <w:iCs/>
           <w:color w:val="000000"/>
           <w:sz w:val="16"/>
           <w:szCs w:val="16"/>
-          <w:rtl w:val="0"/>
-        </w:rPr>
-        <w:t xml:space="preserve">•Importante: As crianças/adolescentes devidamente autorizadas a deixar a OSC desacompanhados, somente serão liberados ao término de suas atividades, portanto não serão permitidas saídas para quaisquer motivos, se a intenção for retornar à Instituição.</w:t>
-      </w:r>
+        </w:rPr>
+      </w:pPr>
     </w:p>
     <w:p>
       <w:pPr>
         <w:pBdr>
-          <w:top w:space="0" w:sz="0" w:val="nil"/>
-          <w:left w:space="0" w:sz="0" w:val="nil"/>
-          <w:bottom w:space="0" w:sz="0" w:val="nil"/>
-          <w:right w:space="0" w:sz="0" w:val="nil"/>
-          <w:between w:space="0" w:sz="0" w:val="nil"/>
+          <w:top w:val="nil"/>
+          <w:left w:val="nil"/>
+          <w:bottom w:val="nil"/>
+          <w:right w:val="nil"/>
+          <w:between w:val="nil"/>
         </w:pBdr>
-        <w:spacing w:before="4" w:lineRule="auto"/>
-        <w:rPr>
-          <w:i w:val="1"/>
-          <w:iCs w:val="1"/>
+        <w:ind w:left="437"/>
+        <w:rPr>
+          <w:i/>
+          <w:iCs/>
           <w:color w:val="000000"/>
           <w:sz w:val="16"/>
           <w:szCs w:val="16"/>
@@ -691,14 +653,38 @@
       </w:pPr>
       <w:r>
         <w:rPr>
-          <w:rtl w:val="0"/>
-        </w:rPr>
-      </w:r>
-    </w:p>
-    <w:p>
-      <w:pPr>
-        <w:spacing w:before="1" w:lineRule="auto"/>
-        <w:ind w:left="437" w:firstLine="0"/>
+          <w:i/>
+          <w:iCs/>
+          <w:color w:val="000000"/>
+          <w:sz w:val="16"/>
+          <w:szCs w:val="16"/>
+        </w:rPr>
+        <w:t>•Importante: As crianças/adolescentes devidamente autorizadas a deixar a OSC desacompanhados, somente serão liberados ao término de suas atividades, portanto não serão permitidas saídas para quaisquer motivos, se a intenção for retornar à Instituição.</w:t>
+      </w:r>
+    </w:p>
+    <w:p>
+      <w:pPr>
+        <w:pBdr>
+          <w:top w:val="nil"/>
+          <w:left w:val="nil"/>
+          <w:bottom w:val="nil"/>
+          <w:right w:val="nil"/>
+          <w:between w:val="nil"/>
+        </w:pBdr>
+        <w:spacing w:before="4"/>
+        <w:rPr>
+          <w:i/>
+          <w:iCs/>
+          <w:color w:val="000000"/>
+          <w:sz w:val="16"/>
+          <w:szCs w:val="16"/>
+        </w:rPr>
+      </w:pPr>
+    </w:p>
+    <w:p>
+      <w:pPr>
+        <w:spacing w:before="1"/>
+        <w:ind w:left="437"/>
         <w:jc w:val="both"/>
         <w:rPr>
           <w:sz w:val="24"/>
@@ -709,83 +695,76 @@
         <w:rPr>
           <w:sz w:val="24"/>
           <w:szCs w:val="24"/>
-          <w:rtl w:val="0"/>
-        </w:rPr>
-        <w:t xml:space="preserve">Outros responsáveis:</w:t>
+        </w:rPr>
+        <w:t>Out</w:t>
+      </w:r>
+      <w:r>
+        <w:rPr>
+          <w:sz w:val="24"/>
+          <w:szCs w:val="24"/>
+        </w:rPr>
+        <w:t>ros responsáveis:</w:t>
       </w:r>
     </w:p>
     <w:p>
       <w:pPr>
         <w:pBdr>
-          <w:top w:space="0" w:sz="0" w:val="nil"/>
-          <w:left w:space="0" w:sz="0" w:val="nil"/>
-          <w:bottom w:space="0" w:sz="0" w:val="nil"/>
-          <w:right w:space="0" w:sz="0" w:val="nil"/>
-          <w:between w:space="0" w:sz="0" w:val="nil"/>
+          <w:top w:val="nil"/>
+          <w:left w:val="nil"/>
+          <w:bottom w:val="nil"/>
+          <w:right w:val="nil"/>
+          <w:between w:val="nil"/>
         </w:pBdr>
-        <w:spacing w:before="102" w:lineRule="auto"/>
+        <w:spacing w:before="102"/>
         <w:rPr>
           <w:color w:val="000000"/>
           <w:sz w:val="20"/>
           <w:szCs w:val="20"/>
         </w:rPr>
       </w:pPr>
-      <w:r>
-        <w:rPr>
-          <w:rtl w:val="0"/>
-        </w:rPr>
-      </w:r>
     </w:p>
     <w:tbl>
       <w:tblPr>
-        <w:tblStyle w:val="Table1"/>
-        <w:tblW w:w="10737.0" w:type="dxa"/>
-        <w:jc w:val="left"/>
-        <w:tblInd w:w="447.0" w:type="dxa"/>
+        <w:tblStyle w:val="a"/>
+        <w:tblW w:w="10737" w:type="dxa"/>
+        <w:tblInd w:w="447" w:type="dxa"/>
         <w:tblBorders>
-          <w:top w:color="000000" w:space="0" w:sz="4" w:val="single"/>
-          <w:left w:color="000000" w:space="0" w:sz="4" w:val="single"/>
-          <w:bottom w:color="000000" w:space="0" w:sz="4" w:val="single"/>
-          <w:right w:color="000000" w:space="0" w:sz="4" w:val="single"/>
-          <w:insideH w:color="000000" w:space="0" w:sz="4" w:val="single"/>
-          <w:insideV w:color="000000" w:space="0" w:sz="4" w:val="single"/>
+          <w:top w:val="single" w:sz="4" w:space="0" w:color="000000"/>
+          <w:left w:val="single" w:sz="4" w:space="0" w:color="000000"/>
+          <w:bottom w:val="single" w:sz="4" w:space="0" w:color="000000"/>
+          <w:right w:val="single" w:sz="4" w:space="0" w:color="000000"/>
+          <w:insideH w:val="single" w:sz="4" w:space="0" w:color="000000"/>
+          <w:insideV w:val="single" w:sz="4" w:space="0" w:color="000000"/>
         </w:tblBorders>
         <w:tblLayout w:type="fixed"/>
-        <w:tblLook w:val="0000"/>
+        <w:tblLook w:val="0000" w:firstRow="0" w:lastRow="0" w:firstColumn="0" w:lastColumn="0" w:noHBand="0" w:noVBand="0"/>
       </w:tblPr>
       <w:tblGrid>
         <w:gridCol w:w="657"/>
         <w:gridCol w:w="6577"/>
         <w:gridCol w:w="3503"/>
-        <w:tblGridChange w:id="0">
-          <w:tblGrid>
-            <w:gridCol w:w="657"/>
-            <w:gridCol w:w="6577"/>
-            <w:gridCol w:w="3503"/>
-          </w:tblGrid>
-        </w:tblGridChange>
       </w:tblGrid>
       <w:tr>
         <w:trPr>
-          <w:cantSplit w:val="0"/>
-          <w:trHeight w:val="330" w:hRule="atLeast"/>
-          <w:tblHeader w:val="0"/>
+          <w:trHeight w:val="330"/>
         </w:trPr>
         <w:tc>
-          <w:tcPr/>
+          <w:tcPr>
+            <w:tcW w:w="657" w:type="dxa"/>
+          </w:tcPr>
           <w:p>
             <w:pPr>
               <w:pBdr>
-                <w:top w:space="0" w:sz="0" w:val="nil"/>
-                <w:left w:space="0" w:sz="0" w:val="nil"/>
-                <w:bottom w:space="0" w:sz="0" w:val="nil"/>
-                <w:right w:space="0" w:sz="0" w:val="nil"/>
-                <w:between w:space="0" w:sz="0" w:val="nil"/>
+                <w:top w:val="nil"/>
+                <w:left w:val="nil"/>
+                <w:bottom w:val="nil"/>
+                <w:right w:val="nil"/>
+                <w:between w:val="nil"/>
               </w:pBdr>
-              <w:ind w:left="108" w:firstLine="0"/>
-              <w:rPr>
-                <w:b w:val="1"/>
-                <w:bCs w:val="1"/>
+              <w:ind w:left="108"/>
+              <w:rPr>
+                <w:b/>
+                <w:bCs/>
                 <w:color w:val="000000"/>
                 <w:sz w:val="24"/>
                 <w:szCs w:val="24"/>
@@ -793,32 +772,33 @@
             </w:pPr>
             <w:r>
               <w:rPr>
-                <w:b w:val="1"/>
-                <w:bCs w:val="1"/>
+                <w:b/>
+                <w:bCs/>
                 <w:color w:val="000000"/>
                 <w:sz w:val="24"/>
                 <w:szCs w:val="24"/>
-                <w:rtl w:val="0"/>
-              </w:rPr>
-              <w:t xml:space="preserve">Qtd.</w:t>
+              </w:rPr>
+              <w:t>Qtd.</w:t>
             </w:r>
           </w:p>
         </w:tc>
         <w:tc>
-          <w:tcPr/>
+          <w:tcPr>
+            <w:tcW w:w="6577" w:type="dxa"/>
+          </w:tcPr>
           <w:p>
             <w:pPr>
               <w:pBdr>
-                <w:top w:space="0" w:sz="0" w:val="nil"/>
-                <w:left w:space="0" w:sz="0" w:val="nil"/>
-                <w:bottom w:space="0" w:sz="0" w:val="nil"/>
-                <w:right w:space="0" w:sz="0" w:val="nil"/>
-                <w:between w:space="0" w:sz="0" w:val="nil"/>
+                <w:top w:val="nil"/>
+                <w:left w:val="nil"/>
+                <w:bottom w:val="nil"/>
+                <w:right w:val="nil"/>
+                <w:between w:val="nil"/>
               </w:pBdr>
-              <w:ind w:left="107" w:firstLine="0"/>
-              <w:rPr>
-                <w:b w:val="1"/>
-                <w:bCs w:val="1"/>
+              <w:ind w:left="107"/>
+              <w:rPr>
+                <w:b/>
+                <w:bCs/>
                 <w:color w:val="000000"/>
                 <w:sz w:val="24"/>
                 <w:szCs w:val="24"/>
@@ -826,32 +806,33 @@
             </w:pPr>
             <w:r>
               <w:rPr>
-                <w:b w:val="1"/>
-                <w:bCs w:val="1"/>
+                <w:b/>
+                <w:bCs/>
                 <w:color w:val="000000"/>
                 <w:sz w:val="24"/>
                 <w:szCs w:val="24"/>
-                <w:rtl w:val="0"/>
-              </w:rPr>
-              <w:t xml:space="preserve">Nome</w:t>
+              </w:rPr>
+              <w:t>Nome</w:t>
             </w:r>
           </w:p>
         </w:tc>
         <w:tc>
-          <w:tcPr/>
+          <w:tcPr>
+            <w:tcW w:w="3503" w:type="dxa"/>
+          </w:tcPr>
           <w:p>
             <w:pPr>
               <w:pBdr>
-                <w:top w:space="0" w:sz="0" w:val="nil"/>
-                <w:left w:space="0" w:sz="0" w:val="nil"/>
-                <w:bottom w:space="0" w:sz="0" w:val="nil"/>
-                <w:right w:space="0" w:sz="0" w:val="nil"/>
-                <w:between w:space="0" w:sz="0" w:val="nil"/>
+                <w:top w:val="nil"/>
+                <w:left w:val="nil"/>
+                <w:bottom w:val="nil"/>
+                <w:right w:val="nil"/>
+                <w:between w:val="nil"/>
               </w:pBdr>
-              <w:ind w:left="108" w:firstLine="0"/>
-              <w:rPr>
-                <w:b w:val="1"/>
-                <w:bCs w:val="1"/>
+              <w:ind w:left="108"/>
+              <w:rPr>
+                <w:b/>
+                <w:bCs/>
                 <w:color w:val="000000"/>
                 <w:sz w:val="24"/>
                 <w:szCs w:val="24"/>
@@ -859,36 +840,35 @@
             </w:pPr>
             <w:r>
               <w:rPr>
-                <w:b w:val="1"/>
-                <w:bCs w:val="1"/>
+                <w:b/>
+                <w:bCs/>
                 <w:color w:val="000000"/>
                 <w:sz w:val="24"/>
                 <w:szCs w:val="24"/>
-                <w:rtl w:val="0"/>
-              </w:rPr>
-              <w:t xml:space="preserve">Parentesco</w:t>
+              </w:rPr>
+              <w:t>Parentesco</w:t>
             </w:r>
           </w:p>
         </w:tc>
       </w:tr>
       <w:tr>
         <w:trPr>
-          <w:cantSplit w:val="0"/>
-          <w:trHeight w:val="330" w:hRule="atLeast"/>
-          <w:tblHeader w:val="0"/>
+          <w:trHeight w:val="330"/>
         </w:trPr>
         <w:tc>
-          <w:tcPr/>
+          <w:tcPr>
+            <w:tcW w:w="657" w:type="dxa"/>
+          </w:tcPr>
           <w:p>
             <w:pPr>
               <w:pBdr>
-                <w:top w:space="0" w:sz="0" w:val="nil"/>
-                <w:left w:space="0" w:sz="0" w:val="nil"/>
-                <w:bottom w:space="0" w:sz="0" w:val="nil"/>
-                <w:right w:space="0" w:sz="0" w:val="nil"/>
-                <w:between w:space="0" w:sz="0" w:val="nil"/>
+                <w:top w:val="nil"/>
+                <w:left w:val="nil"/>
+                <w:bottom w:val="nil"/>
+                <w:right w:val="nil"/>
+                <w:between w:val="nil"/>
               </w:pBdr>
-              <w:ind w:left="108" w:firstLine="0"/>
+              <w:ind w:left="108"/>
               <w:rPr>
                 <w:color w:val="000000"/>
                 <w:sz w:val="24"/>
@@ -900,25 +880,26 @@
                 <w:color w:val="000000"/>
                 <w:sz w:val="24"/>
                 <w:szCs w:val="24"/>
-                <w:rtl w:val="0"/>
-              </w:rPr>
-              <w:t xml:space="preserve">1</w:t>
+              </w:rPr>
+              <w:t>1</w:t>
             </w:r>
           </w:p>
         </w:tc>
         <w:tc>
-          <w:tcPr/>
+          <w:tcPr>
+            <w:tcW w:w="6577" w:type="dxa"/>
+          </w:tcPr>
           <w:p>
             <w:pPr>
               <w:pBdr>
-                <w:top w:space="0" w:sz="0" w:val="nil"/>
-                <w:left w:space="0" w:sz="0" w:val="nil"/>
-                <w:bottom w:space="0" w:sz="0" w:val="nil"/>
-                <w:right w:space="0" w:sz="0" w:val="nil"/>
-                <w:between w:space="0" w:sz="0" w:val="nil"/>
+                <w:top w:val="nil"/>
+                <w:left w:val="nil"/>
+                <w:bottom w:val="nil"/>
+                <w:right w:val="nil"/>
+                <w:between w:val="nil"/>
               </w:pBdr>
               <w:rPr>
-                <w:rFonts w:ascii="Times New Roman" w:cs="Times New Roman" w:eastAsia="Times New Roman" w:hAnsi="Times New Roman"/>
+                <w:rFonts w:ascii="Times New Roman" w:eastAsia="Times New Roman" w:hAnsi="Times New Roman" w:cs="Times New Roman"/>
                 <w:color w:val="000000"/>
                 <w:sz w:val="18"/>
                 <w:szCs w:val="18"/>
@@ -926,33 +907,37 @@
             </w:pPr>
             <w:r>
               <w:rPr>
-                <w:rFonts w:ascii="Times New Roman" w:cs="Times New Roman" w:eastAsia="Times New Roman" w:hAnsi="Times New Roman"/>
-                <w:sz w:val="18"/>
-                <w:szCs w:val="18"/>
-                <w:rtl w:val="0"/>
-              </w:rPr>
-              <w:t xml:space="preserve">{resp_1_nome}</w:t>
-            </w:r>
-            <w:r>
-              <w:rPr>
-                <w:rtl w:val="0"/>
-              </w:rPr>
+                <w:rFonts w:ascii="Times New Roman" w:eastAsia="Times New Roman" w:hAnsi="Times New Roman" w:cs="Times New Roman"/>
+                <w:sz w:val="18"/>
+                <w:szCs w:val="18"/>
+              </w:rPr>
+              <w:t>{{</w:t>
+            </w:r>
+            <w:r>
+              <w:rPr>
+                <w:rFonts w:ascii="Times New Roman" w:eastAsia="Times New Roman" w:hAnsi="Times New Roman" w:cs="Times New Roman"/>
+                <w:sz w:val="18"/>
+                <w:szCs w:val="18"/>
+              </w:rPr>
+              <w:t>resp_1_nome}}</w:t>
             </w:r>
           </w:p>
         </w:tc>
         <w:tc>
-          <w:tcPr/>
+          <w:tcPr>
+            <w:tcW w:w="3503" w:type="dxa"/>
+          </w:tcPr>
           <w:p>
             <w:pPr>
               <w:pBdr>
-                <w:top w:space="0" w:sz="0" w:val="nil"/>
-                <w:left w:space="0" w:sz="0" w:val="nil"/>
-                <w:bottom w:space="0" w:sz="0" w:val="nil"/>
-                <w:right w:space="0" w:sz="0" w:val="nil"/>
-                <w:between w:space="0" w:sz="0" w:val="nil"/>
+                <w:top w:val="nil"/>
+                <w:left w:val="nil"/>
+                <w:bottom w:val="nil"/>
+                <w:right w:val="nil"/>
+                <w:between w:val="nil"/>
               </w:pBdr>
               <w:rPr>
-                <w:rFonts w:ascii="Times New Roman" w:cs="Times New Roman" w:eastAsia="Times New Roman" w:hAnsi="Times New Roman"/>
+                <w:rFonts w:ascii="Times New Roman" w:eastAsia="Times New Roman" w:hAnsi="Times New Roman" w:cs="Times New Roman"/>
                 <w:color w:val="000000"/>
                 <w:sz w:val="18"/>
                 <w:szCs w:val="18"/>
@@ -960,39 +945,41 @@
             </w:pPr>
             <w:r>
               <w:rPr>
-                <w:rFonts w:ascii="Times New Roman" w:cs="Times New Roman" w:eastAsia="Times New Roman" w:hAnsi="Times New Roman"/>
-                <w:sz w:val="18"/>
-                <w:szCs w:val="18"/>
-                <w:rtl w:val="0"/>
-              </w:rPr>
-              <w:t xml:space="preserve">{resp_1_parentesco}</w:t>
-            </w:r>
-            <w:r>
-              <w:rPr>
-                <w:rtl w:val="0"/>
-              </w:rPr>
+                <w:rFonts w:ascii="Times New Roman" w:eastAsia="Times New Roman" w:hAnsi="Times New Roman" w:cs="Times New Roman"/>
+                <w:sz w:val="18"/>
+                <w:szCs w:val="18"/>
+              </w:rPr>
+              <w:t>{{</w:t>
+            </w:r>
+            <w:r>
+              <w:rPr>
+                <w:rFonts w:ascii="Times New Roman" w:eastAsia="Times New Roman" w:hAnsi="Times New Roman" w:cs="Times New Roman"/>
+                <w:sz w:val="18"/>
+                <w:szCs w:val="18"/>
+              </w:rPr>
+              <w:t>resp_1_parentesco}}</w:t>
             </w:r>
           </w:p>
         </w:tc>
       </w:tr>
       <w:tr>
         <w:trPr>
-          <w:cantSplit w:val="0"/>
-          <w:trHeight w:val="330" w:hRule="atLeast"/>
-          <w:tblHeader w:val="0"/>
+          <w:trHeight w:val="330"/>
         </w:trPr>
         <w:tc>
-          <w:tcPr/>
+          <w:tcPr>
+            <w:tcW w:w="657" w:type="dxa"/>
+          </w:tcPr>
           <w:p>
             <w:pPr>
               <w:pBdr>
-                <w:top w:space="0" w:sz="0" w:val="nil"/>
-                <w:left w:space="0" w:sz="0" w:val="nil"/>
-                <w:bottom w:space="0" w:sz="0" w:val="nil"/>
-                <w:right w:space="0" w:sz="0" w:val="nil"/>
-                <w:between w:space="0" w:sz="0" w:val="nil"/>
+                <w:top w:val="nil"/>
+                <w:left w:val="nil"/>
+                <w:bottom w:val="nil"/>
+                <w:right w:val="nil"/>
+                <w:between w:val="nil"/>
               </w:pBdr>
-              <w:ind w:left="108" w:firstLine="0"/>
+              <w:ind w:left="108"/>
               <w:rPr>
                 <w:color w:val="000000"/>
                 <w:sz w:val="24"/>
@@ -1004,25 +991,26 @@
                 <w:color w:val="000000"/>
                 <w:sz w:val="24"/>
                 <w:szCs w:val="24"/>
-                <w:rtl w:val="0"/>
-              </w:rPr>
-              <w:t xml:space="preserve">2</w:t>
+              </w:rPr>
+              <w:t>2</w:t>
             </w:r>
           </w:p>
         </w:tc>
         <w:tc>
-          <w:tcPr/>
+          <w:tcPr>
+            <w:tcW w:w="6577" w:type="dxa"/>
+          </w:tcPr>
           <w:p>
             <w:pPr>
               <w:pBdr>
-                <w:top w:space="0" w:sz="0" w:val="nil"/>
-                <w:left w:space="0" w:sz="0" w:val="nil"/>
-                <w:bottom w:space="0" w:sz="0" w:val="nil"/>
-                <w:right w:space="0" w:sz="0" w:val="nil"/>
-                <w:between w:space="0" w:sz="0" w:val="nil"/>
+                <w:top w:val="nil"/>
+                <w:left w:val="nil"/>
+                <w:bottom w:val="nil"/>
+                <w:right w:val="nil"/>
+                <w:between w:val="nil"/>
               </w:pBdr>
               <w:rPr>
-                <w:rFonts w:ascii="Times New Roman" w:cs="Times New Roman" w:eastAsia="Times New Roman" w:hAnsi="Times New Roman"/>
+                <w:rFonts w:ascii="Times New Roman" w:eastAsia="Times New Roman" w:hAnsi="Times New Roman" w:cs="Times New Roman"/>
                 <w:color w:val="000000"/>
                 <w:sz w:val="18"/>
                 <w:szCs w:val="18"/>
@@ -1030,33 +1018,37 @@
             </w:pPr>
             <w:r>
               <w:rPr>
-                <w:rFonts w:ascii="Times New Roman" w:cs="Times New Roman" w:eastAsia="Times New Roman" w:hAnsi="Times New Roman"/>
-                <w:sz w:val="18"/>
-                <w:szCs w:val="18"/>
-                <w:rtl w:val="0"/>
-              </w:rPr>
-              <w:t xml:space="preserve">{resp_2_nome}</w:t>
-            </w:r>
-            <w:r>
-              <w:rPr>
-                <w:rtl w:val="0"/>
-              </w:rPr>
+                <w:rFonts w:ascii="Times New Roman" w:eastAsia="Times New Roman" w:hAnsi="Times New Roman" w:cs="Times New Roman"/>
+                <w:sz w:val="18"/>
+                <w:szCs w:val="18"/>
+              </w:rPr>
+              <w:t>{{</w:t>
+            </w:r>
+            <w:r>
+              <w:rPr>
+                <w:rFonts w:ascii="Times New Roman" w:eastAsia="Times New Roman" w:hAnsi="Times New Roman" w:cs="Times New Roman"/>
+                <w:sz w:val="18"/>
+                <w:szCs w:val="18"/>
+              </w:rPr>
+              <w:t>resp_2_nome}}</w:t>
             </w:r>
           </w:p>
         </w:tc>
         <w:tc>
-          <w:tcPr/>
+          <w:tcPr>
+            <w:tcW w:w="3503" w:type="dxa"/>
+          </w:tcPr>
           <w:p>
             <w:pPr>
               <w:pBdr>
-                <w:top w:space="0" w:sz="0" w:val="nil"/>
-                <w:left w:space="0" w:sz="0" w:val="nil"/>
-                <w:bottom w:space="0" w:sz="0" w:val="nil"/>
-                <w:right w:space="0" w:sz="0" w:val="nil"/>
-                <w:between w:space="0" w:sz="0" w:val="nil"/>
+                <w:top w:val="nil"/>
+                <w:left w:val="nil"/>
+                <w:bottom w:val="nil"/>
+                <w:right w:val="nil"/>
+                <w:between w:val="nil"/>
               </w:pBdr>
               <w:rPr>
-                <w:rFonts w:ascii="Times New Roman" w:cs="Times New Roman" w:eastAsia="Times New Roman" w:hAnsi="Times New Roman"/>
+                <w:rFonts w:ascii="Times New Roman" w:eastAsia="Times New Roman" w:hAnsi="Times New Roman" w:cs="Times New Roman"/>
                 <w:color w:val="000000"/>
                 <w:sz w:val="18"/>
                 <w:szCs w:val="18"/>
@@ -1064,39 +1056,41 @@
             </w:pPr>
             <w:r>
               <w:rPr>
-                <w:rFonts w:ascii="Times New Roman" w:cs="Times New Roman" w:eastAsia="Times New Roman" w:hAnsi="Times New Roman"/>
-                <w:sz w:val="18"/>
-                <w:szCs w:val="18"/>
-                <w:rtl w:val="0"/>
-              </w:rPr>
-              <w:t xml:space="preserve">{resp_2_parentesco}</w:t>
-            </w:r>
-            <w:r>
-              <w:rPr>
-                <w:rtl w:val="0"/>
-              </w:rPr>
+                <w:rFonts w:ascii="Times New Roman" w:eastAsia="Times New Roman" w:hAnsi="Times New Roman" w:cs="Times New Roman"/>
+                <w:sz w:val="18"/>
+                <w:szCs w:val="18"/>
+              </w:rPr>
+              <w:t>{{</w:t>
+            </w:r>
+            <w:r>
+              <w:rPr>
+                <w:rFonts w:ascii="Times New Roman" w:eastAsia="Times New Roman" w:hAnsi="Times New Roman" w:cs="Times New Roman"/>
+                <w:sz w:val="18"/>
+                <w:szCs w:val="18"/>
+              </w:rPr>
+              <w:t>resp_2_parentesco}}</w:t>
             </w:r>
           </w:p>
         </w:tc>
       </w:tr>
       <w:tr>
         <w:trPr>
-          <w:cantSplit w:val="0"/>
-          <w:trHeight w:val="330" w:hRule="atLeast"/>
-          <w:tblHeader w:val="0"/>
+          <w:trHeight w:val="330"/>
         </w:trPr>
         <w:tc>
-          <w:tcPr/>
+          <w:tcPr>
+            <w:tcW w:w="657" w:type="dxa"/>
+          </w:tcPr>
           <w:p>
             <w:pPr>
               <w:pBdr>
-                <w:top w:space="0" w:sz="0" w:val="nil"/>
-                <w:left w:space="0" w:sz="0" w:val="nil"/>
-                <w:bottom w:space="0" w:sz="0" w:val="nil"/>
-                <w:right w:space="0" w:sz="0" w:val="nil"/>
-                <w:between w:space="0" w:sz="0" w:val="nil"/>
+                <w:top w:val="nil"/>
+                <w:left w:val="nil"/>
+                <w:bottom w:val="nil"/>
+                <w:right w:val="nil"/>
+                <w:between w:val="nil"/>
               </w:pBdr>
-              <w:ind w:left="108" w:firstLine="0"/>
+              <w:ind w:left="108"/>
               <w:rPr>
                 <w:color w:val="000000"/>
                 <w:sz w:val="24"/>
@@ -1108,25 +1102,26 @@
                 <w:color w:val="000000"/>
                 <w:sz w:val="24"/>
                 <w:szCs w:val="24"/>
-                <w:rtl w:val="0"/>
-              </w:rPr>
-              <w:t xml:space="preserve">3</w:t>
+              </w:rPr>
+              <w:t>3</w:t>
             </w:r>
           </w:p>
         </w:tc>
         <w:tc>
-          <w:tcPr/>
+          <w:tcPr>
+            <w:tcW w:w="6577" w:type="dxa"/>
+          </w:tcPr>
           <w:p>
             <w:pPr>
               <w:pBdr>
-                <w:top w:space="0" w:sz="0" w:val="nil"/>
-                <w:left w:space="0" w:sz="0" w:val="nil"/>
-                <w:bottom w:space="0" w:sz="0" w:val="nil"/>
-                <w:right w:space="0" w:sz="0" w:val="nil"/>
-                <w:between w:space="0" w:sz="0" w:val="nil"/>
+                <w:top w:val="nil"/>
+                <w:left w:val="nil"/>
+                <w:bottom w:val="nil"/>
+                <w:right w:val="nil"/>
+                <w:between w:val="nil"/>
               </w:pBdr>
               <w:rPr>
-                <w:rFonts w:ascii="Times New Roman" w:cs="Times New Roman" w:eastAsia="Times New Roman" w:hAnsi="Times New Roman"/>
+                <w:rFonts w:ascii="Times New Roman" w:eastAsia="Times New Roman" w:hAnsi="Times New Roman" w:cs="Times New Roman"/>
                 <w:color w:val="000000"/>
                 <w:sz w:val="18"/>
                 <w:szCs w:val="18"/>
@@ -1134,33 +1129,37 @@
             </w:pPr>
             <w:r>
               <w:rPr>
-                <w:rFonts w:ascii="Times New Roman" w:cs="Times New Roman" w:eastAsia="Times New Roman" w:hAnsi="Times New Roman"/>
-                <w:sz w:val="18"/>
-                <w:szCs w:val="18"/>
-                <w:rtl w:val="0"/>
-              </w:rPr>
-              <w:t xml:space="preserve">{resp_3_nome}</w:t>
-            </w:r>
-            <w:r>
-              <w:rPr>
-                <w:rtl w:val="0"/>
-              </w:rPr>
+                <w:rFonts w:ascii="Times New Roman" w:eastAsia="Times New Roman" w:hAnsi="Times New Roman" w:cs="Times New Roman"/>
+                <w:sz w:val="18"/>
+                <w:szCs w:val="18"/>
+              </w:rPr>
+              <w:t>{{</w:t>
+            </w:r>
+            <w:r>
+              <w:rPr>
+                <w:rFonts w:ascii="Times New Roman" w:eastAsia="Times New Roman" w:hAnsi="Times New Roman" w:cs="Times New Roman"/>
+                <w:sz w:val="18"/>
+                <w:szCs w:val="18"/>
+              </w:rPr>
+              <w:t>resp_3_nome}}</w:t>
             </w:r>
           </w:p>
         </w:tc>
         <w:tc>
-          <w:tcPr/>
+          <w:tcPr>
+            <w:tcW w:w="3503" w:type="dxa"/>
+          </w:tcPr>
           <w:p>
             <w:pPr>
               <w:pBdr>
-                <w:top w:space="0" w:sz="0" w:val="nil"/>
-                <w:left w:space="0" w:sz="0" w:val="nil"/>
-                <w:bottom w:space="0" w:sz="0" w:val="nil"/>
-                <w:right w:space="0" w:sz="0" w:val="nil"/>
-                <w:between w:space="0" w:sz="0" w:val="nil"/>
+                <w:top w:val="nil"/>
+                <w:left w:val="nil"/>
+                <w:bottom w:val="nil"/>
+                <w:right w:val="nil"/>
+                <w:between w:val="nil"/>
               </w:pBdr>
               <w:rPr>
-                <w:rFonts w:ascii="Times New Roman" w:cs="Times New Roman" w:eastAsia="Times New Roman" w:hAnsi="Times New Roman"/>
+                <w:rFonts w:ascii="Times New Roman" w:eastAsia="Times New Roman" w:hAnsi="Times New Roman" w:cs="Times New Roman"/>
                 <w:color w:val="000000"/>
                 <w:sz w:val="18"/>
                 <w:szCs w:val="18"/>
@@ -1168,39 +1167,41 @@
             </w:pPr>
             <w:r>
               <w:rPr>
-                <w:rFonts w:ascii="Times New Roman" w:cs="Times New Roman" w:eastAsia="Times New Roman" w:hAnsi="Times New Roman"/>
-                <w:sz w:val="18"/>
-                <w:szCs w:val="18"/>
-                <w:rtl w:val="0"/>
-              </w:rPr>
-              <w:t xml:space="preserve">{resp_3_parentesco}</w:t>
-            </w:r>
-            <w:r>
-              <w:rPr>
-                <w:rtl w:val="0"/>
-              </w:rPr>
+                <w:rFonts w:ascii="Times New Roman" w:eastAsia="Times New Roman" w:hAnsi="Times New Roman" w:cs="Times New Roman"/>
+                <w:sz w:val="18"/>
+                <w:szCs w:val="18"/>
+              </w:rPr>
+              <w:t>{{</w:t>
+            </w:r>
+            <w:r>
+              <w:rPr>
+                <w:rFonts w:ascii="Times New Roman" w:eastAsia="Times New Roman" w:hAnsi="Times New Roman" w:cs="Times New Roman"/>
+                <w:sz w:val="18"/>
+                <w:szCs w:val="18"/>
+              </w:rPr>
+              <w:t>resp_3_parentesco}}</w:t>
             </w:r>
           </w:p>
         </w:tc>
       </w:tr>
       <w:tr>
         <w:trPr>
-          <w:cantSplit w:val="0"/>
-          <w:trHeight w:val="330" w:hRule="atLeast"/>
-          <w:tblHeader w:val="0"/>
+          <w:trHeight w:val="330"/>
         </w:trPr>
         <w:tc>
-          <w:tcPr/>
+          <w:tcPr>
+            <w:tcW w:w="657" w:type="dxa"/>
+          </w:tcPr>
           <w:p>
             <w:pPr>
               <w:pBdr>
-                <w:top w:space="0" w:sz="0" w:val="nil"/>
-                <w:left w:space="0" w:sz="0" w:val="nil"/>
-                <w:bottom w:space="0" w:sz="0" w:val="nil"/>
-                <w:right w:space="0" w:sz="0" w:val="nil"/>
-                <w:between w:space="0" w:sz="0" w:val="nil"/>
+                <w:top w:val="nil"/>
+                <w:left w:val="nil"/>
+                <w:bottom w:val="nil"/>
+                <w:right w:val="nil"/>
+                <w:between w:val="nil"/>
               </w:pBdr>
-              <w:ind w:left="108" w:firstLine="0"/>
+              <w:ind w:left="108"/>
               <w:rPr>
                 <w:color w:val="000000"/>
                 <w:sz w:val="24"/>
@@ -1212,25 +1213,26 @@
                 <w:color w:val="000000"/>
                 <w:sz w:val="24"/>
                 <w:szCs w:val="24"/>
-                <w:rtl w:val="0"/>
-              </w:rPr>
-              <w:t xml:space="preserve">4</w:t>
+              </w:rPr>
+              <w:t>4</w:t>
             </w:r>
           </w:p>
         </w:tc>
         <w:tc>
-          <w:tcPr/>
+          <w:tcPr>
+            <w:tcW w:w="6577" w:type="dxa"/>
+          </w:tcPr>
           <w:p>
             <w:pPr>
               <w:pBdr>
-                <w:top w:space="0" w:sz="0" w:val="nil"/>
-                <w:left w:space="0" w:sz="0" w:val="nil"/>
-                <w:bottom w:space="0" w:sz="0" w:val="nil"/>
-                <w:right w:space="0" w:sz="0" w:val="nil"/>
-                <w:between w:space="0" w:sz="0" w:val="nil"/>
+                <w:top w:val="nil"/>
+                <w:left w:val="nil"/>
+                <w:bottom w:val="nil"/>
+                <w:right w:val="nil"/>
+                <w:between w:val="nil"/>
               </w:pBdr>
               <w:rPr>
-                <w:rFonts w:ascii="Times New Roman" w:cs="Times New Roman" w:eastAsia="Times New Roman" w:hAnsi="Times New Roman"/>
+                <w:rFonts w:ascii="Times New Roman" w:eastAsia="Times New Roman" w:hAnsi="Times New Roman" w:cs="Times New Roman"/>
                 <w:color w:val="000000"/>
                 <w:sz w:val="18"/>
                 <w:szCs w:val="18"/>
@@ -1238,33 +1240,37 @@
             </w:pPr>
             <w:r>
               <w:rPr>
-                <w:rFonts w:ascii="Times New Roman" w:cs="Times New Roman" w:eastAsia="Times New Roman" w:hAnsi="Times New Roman"/>
-                <w:sz w:val="18"/>
-                <w:szCs w:val="18"/>
-                <w:rtl w:val="0"/>
-              </w:rPr>
-              <w:t xml:space="preserve">{resp_4_nome}</w:t>
-            </w:r>
-            <w:r>
-              <w:rPr>
-                <w:rtl w:val="0"/>
-              </w:rPr>
+                <w:rFonts w:ascii="Times New Roman" w:eastAsia="Times New Roman" w:hAnsi="Times New Roman" w:cs="Times New Roman"/>
+                <w:sz w:val="18"/>
+                <w:szCs w:val="18"/>
+              </w:rPr>
+              <w:t>{{</w:t>
+            </w:r>
+            <w:r>
+              <w:rPr>
+                <w:rFonts w:ascii="Times New Roman" w:eastAsia="Times New Roman" w:hAnsi="Times New Roman" w:cs="Times New Roman"/>
+                <w:sz w:val="18"/>
+                <w:szCs w:val="18"/>
+              </w:rPr>
+              <w:t>resp_4_nome}}</w:t>
             </w:r>
           </w:p>
         </w:tc>
         <w:tc>
-          <w:tcPr/>
+          <w:tcPr>
+            <w:tcW w:w="3503" w:type="dxa"/>
+          </w:tcPr>
           <w:p>
             <w:pPr>
               <w:pBdr>
-                <w:top w:space="0" w:sz="0" w:val="nil"/>
-                <w:left w:space="0" w:sz="0" w:val="nil"/>
-                <w:bottom w:space="0" w:sz="0" w:val="nil"/>
-                <w:right w:space="0" w:sz="0" w:val="nil"/>
-                <w:between w:space="0" w:sz="0" w:val="nil"/>
+                <w:top w:val="nil"/>
+                <w:left w:val="nil"/>
+                <w:bottom w:val="nil"/>
+                <w:right w:val="nil"/>
+                <w:between w:val="nil"/>
               </w:pBdr>
               <w:rPr>
-                <w:rFonts w:ascii="Times New Roman" w:cs="Times New Roman" w:eastAsia="Times New Roman" w:hAnsi="Times New Roman"/>
+                <w:rFonts w:ascii="Times New Roman" w:eastAsia="Times New Roman" w:hAnsi="Times New Roman" w:cs="Times New Roman"/>
                 <w:color w:val="000000"/>
                 <w:sz w:val="18"/>
                 <w:szCs w:val="18"/>
@@ -1272,39 +1278,41 @@
             </w:pPr>
             <w:r>
               <w:rPr>
-                <w:rFonts w:ascii="Times New Roman" w:cs="Times New Roman" w:eastAsia="Times New Roman" w:hAnsi="Times New Roman"/>
-                <w:sz w:val="18"/>
-                <w:szCs w:val="18"/>
-                <w:rtl w:val="0"/>
-              </w:rPr>
-              <w:t xml:space="preserve">{resp_4_parentesco}</w:t>
-            </w:r>
-            <w:r>
-              <w:rPr>
-                <w:rtl w:val="0"/>
-              </w:rPr>
+                <w:rFonts w:ascii="Times New Roman" w:eastAsia="Times New Roman" w:hAnsi="Times New Roman" w:cs="Times New Roman"/>
+                <w:sz w:val="18"/>
+                <w:szCs w:val="18"/>
+              </w:rPr>
+              <w:t>{{</w:t>
+            </w:r>
+            <w:r>
+              <w:rPr>
+                <w:rFonts w:ascii="Times New Roman" w:eastAsia="Times New Roman" w:hAnsi="Times New Roman" w:cs="Times New Roman"/>
+                <w:sz w:val="18"/>
+                <w:szCs w:val="18"/>
+              </w:rPr>
+              <w:t>resp_4_parentesco}}</w:t>
             </w:r>
           </w:p>
         </w:tc>
       </w:tr>
       <w:tr>
         <w:trPr>
-          <w:cantSplit w:val="0"/>
-          <w:trHeight w:val="330" w:hRule="atLeast"/>
-          <w:tblHeader w:val="0"/>
+          <w:trHeight w:val="330"/>
         </w:trPr>
         <w:tc>
-          <w:tcPr/>
+          <w:tcPr>
+            <w:tcW w:w="657" w:type="dxa"/>
+          </w:tcPr>
           <w:p>
             <w:pPr>
               <w:pBdr>
-                <w:top w:space="0" w:sz="0" w:val="nil"/>
-                <w:left w:space="0" w:sz="0" w:val="nil"/>
-                <w:bottom w:space="0" w:sz="0" w:val="nil"/>
-                <w:right w:space="0" w:sz="0" w:val="nil"/>
-                <w:between w:space="0" w:sz="0" w:val="nil"/>
+                <w:top w:val="nil"/>
+                <w:left w:val="nil"/>
+                <w:bottom w:val="nil"/>
+                <w:right w:val="nil"/>
+                <w:between w:val="nil"/>
               </w:pBdr>
-              <w:ind w:left="108" w:firstLine="0"/>
+              <w:ind w:left="108"/>
               <w:rPr>
                 <w:color w:val="000000"/>
                 <w:sz w:val="24"/>
@@ -1316,25 +1324,26 @@
                 <w:color w:val="000000"/>
                 <w:sz w:val="24"/>
                 <w:szCs w:val="24"/>
-                <w:rtl w:val="0"/>
-              </w:rPr>
-              <w:t xml:space="preserve">5</w:t>
+              </w:rPr>
+              <w:t>5</w:t>
             </w:r>
           </w:p>
         </w:tc>
         <w:tc>
-          <w:tcPr/>
+          <w:tcPr>
+            <w:tcW w:w="6577" w:type="dxa"/>
+          </w:tcPr>
           <w:p>
             <w:pPr>
               <w:pBdr>
-                <w:top w:space="0" w:sz="0" w:val="nil"/>
-                <w:left w:space="0" w:sz="0" w:val="nil"/>
-                <w:bottom w:space="0" w:sz="0" w:val="nil"/>
-                <w:right w:space="0" w:sz="0" w:val="nil"/>
-                <w:between w:space="0" w:sz="0" w:val="nil"/>
+                <w:top w:val="nil"/>
+                <w:left w:val="nil"/>
+                <w:bottom w:val="nil"/>
+                <w:right w:val="nil"/>
+                <w:between w:val="nil"/>
               </w:pBdr>
               <w:rPr>
-                <w:rFonts w:ascii="Times New Roman" w:cs="Times New Roman" w:eastAsia="Times New Roman" w:hAnsi="Times New Roman"/>
+                <w:rFonts w:ascii="Times New Roman" w:eastAsia="Times New Roman" w:hAnsi="Times New Roman" w:cs="Times New Roman"/>
                 <w:color w:val="000000"/>
                 <w:sz w:val="18"/>
                 <w:szCs w:val="18"/>
@@ -1342,33 +1351,37 @@
             </w:pPr>
             <w:r>
               <w:rPr>
-                <w:rFonts w:ascii="Times New Roman" w:cs="Times New Roman" w:eastAsia="Times New Roman" w:hAnsi="Times New Roman"/>
-                <w:sz w:val="18"/>
-                <w:szCs w:val="18"/>
-                <w:rtl w:val="0"/>
-              </w:rPr>
-              <w:t xml:space="preserve">{resp_5_nome}</w:t>
-            </w:r>
-            <w:r>
-              <w:rPr>
-                <w:rtl w:val="0"/>
-              </w:rPr>
+                <w:rFonts w:ascii="Times New Roman" w:eastAsia="Times New Roman" w:hAnsi="Times New Roman" w:cs="Times New Roman"/>
+                <w:sz w:val="18"/>
+                <w:szCs w:val="18"/>
+              </w:rPr>
+              <w:t>{{</w:t>
+            </w:r>
+            <w:r>
+              <w:rPr>
+                <w:rFonts w:ascii="Times New Roman" w:eastAsia="Times New Roman" w:hAnsi="Times New Roman" w:cs="Times New Roman"/>
+                <w:sz w:val="18"/>
+                <w:szCs w:val="18"/>
+              </w:rPr>
+              <w:t>resp_5_nome}}</w:t>
             </w:r>
           </w:p>
         </w:tc>
         <w:tc>
-          <w:tcPr/>
+          <w:tcPr>
+            <w:tcW w:w="3503" w:type="dxa"/>
+          </w:tcPr>
           <w:p>
             <w:pPr>
               <w:pBdr>
-                <w:top w:space="0" w:sz="0" w:val="nil"/>
-                <w:left w:space="0" w:sz="0" w:val="nil"/>
-                <w:bottom w:space="0" w:sz="0" w:val="nil"/>
-                <w:right w:space="0" w:sz="0" w:val="nil"/>
-                <w:between w:space="0" w:sz="0" w:val="nil"/>
+                <w:top w:val="nil"/>
+                <w:left w:val="nil"/>
+                <w:bottom w:val="nil"/>
+                <w:right w:val="nil"/>
+                <w:between w:val="nil"/>
               </w:pBdr>
               <w:rPr>
-                <w:rFonts w:ascii="Times New Roman" w:cs="Times New Roman" w:eastAsia="Times New Roman" w:hAnsi="Times New Roman"/>
+                <w:rFonts w:ascii="Times New Roman" w:eastAsia="Times New Roman" w:hAnsi="Times New Roman" w:cs="Times New Roman"/>
                 <w:color w:val="000000"/>
                 <w:sz w:val="18"/>
                 <w:szCs w:val="18"/>
@@ -1376,17 +1389,19 @@
             </w:pPr>
             <w:r>
               <w:rPr>
-                <w:rFonts w:ascii="Times New Roman" w:cs="Times New Roman" w:eastAsia="Times New Roman" w:hAnsi="Times New Roman"/>
-                <w:sz w:val="18"/>
-                <w:szCs w:val="18"/>
-                <w:rtl w:val="0"/>
-              </w:rPr>
-              <w:t xml:space="preserve">{resp_5_parentesco}</w:t>
-            </w:r>
-            <w:r>
-              <w:rPr>
-                <w:rtl w:val="0"/>
-              </w:rPr>
+                <w:rFonts w:ascii="Times New Roman" w:eastAsia="Times New Roman" w:hAnsi="Times New Roman" w:cs="Times New Roman"/>
+                <w:sz w:val="18"/>
+                <w:szCs w:val="18"/>
+              </w:rPr>
+              <w:t>{{</w:t>
+            </w:r>
+            <w:r>
+              <w:rPr>
+                <w:rFonts w:ascii="Times New Roman" w:eastAsia="Times New Roman" w:hAnsi="Times New Roman" w:cs="Times New Roman"/>
+                <w:sz w:val="18"/>
+                <w:szCs w:val="18"/>
+              </w:rPr>
+              <w:t>resp_5_parentesco}}</w:t>
             </w:r>
           </w:p>
         </w:tc>
@@ -1395,11 +1410,11 @@
     <w:p>
       <w:pPr>
         <w:pBdr>
-          <w:top w:space="0" w:sz="0" w:val="nil"/>
-          <w:left w:space="0" w:sz="0" w:val="nil"/>
-          <w:bottom w:space="0" w:sz="0" w:val="nil"/>
-          <w:right w:space="0" w:sz="0" w:val="nil"/>
-          <w:between w:space="0" w:sz="0" w:val="nil"/>
+          <w:top w:val="nil"/>
+          <w:left w:val="nil"/>
+          <w:bottom w:val="nil"/>
+          <w:right w:val="nil"/>
+          <w:between w:val="nil"/>
         </w:pBdr>
         <w:rPr>
           <w:color w:val="000000"/>
@@ -1407,142 +1422,161 @@
           <w:szCs w:val="24"/>
         </w:rPr>
       </w:pPr>
-      <w:r>
-        <w:rPr>
-          <w:rtl w:val="0"/>
-        </w:rPr>
-      </w:r>
     </w:p>
     <w:p>
       <w:pPr>
         <w:pBdr>
-          <w:top w:space="0" w:sz="0" w:val="nil"/>
-          <w:left w:space="0" w:sz="0" w:val="nil"/>
-          <w:bottom w:space="0" w:sz="0" w:val="nil"/>
-          <w:right w:space="0" w:sz="0" w:val="nil"/>
-          <w:between w:space="0" w:sz="0" w:val="nil"/>
+          <w:top w:val="nil"/>
+          <w:left w:val="nil"/>
+          <w:bottom w:val="nil"/>
+          <w:right w:val="nil"/>
+          <w:between w:val="nil"/>
         </w:pBdr>
-        <w:spacing w:before="53" w:lineRule="auto"/>
-        <w:rPr>
-          <w:color w:val="000000"/>
-          <w:sz w:val="24"/>
-          <w:szCs w:val="24"/>
-        </w:rPr>
-      </w:pPr>
-      <w:r>
-        <w:rPr>
-          <w:rtl w:val="0"/>
-        </w:rPr>
-      </w:r>
+        <w:spacing w:before="53"/>
+        <w:rPr>
+          <w:color w:val="000000"/>
+          <w:sz w:val="24"/>
+          <w:szCs w:val="24"/>
+        </w:rPr>
+      </w:pPr>
     </w:p>
     <w:p>
       <w:pPr>
         <w:tabs>
-          <w:tab w:val="left" w:leader="none" w:pos="7769"/>
-          <w:tab w:val="left" w:leader="none" w:pos="9697"/>
-          <w:tab w:val="left" w:leader="none" w:pos="10952"/>
+          <w:tab w:val="left" w:pos="7769"/>
+          <w:tab w:val="left" w:pos="9697"/>
+          <w:tab w:val="left" w:pos="10952"/>
         </w:tabs>
-        <w:ind w:left="5449" w:firstLine="0"/>
-        <w:rPr>
-          <w:b w:val="1"/>
-          <w:bCs w:val="1"/>
-          <w:sz w:val="24"/>
-          <w:szCs w:val="24"/>
-        </w:rPr>
-      </w:pPr>
-      <w:r>
-        <w:rPr>
-          <w:b w:val="1"/>
-          <w:bCs w:val="1"/>
-          <w:sz w:val="24"/>
-          <w:szCs w:val="24"/>
-          <w:rtl w:val="0"/>
-        </w:rPr>
-        <w:t xml:space="preserve">Taboão da Serra, {dia} de {mes} de {ano}</w:t>
+        <w:ind w:left="5449"/>
+        <w:rPr>
+          <w:b/>
+          <w:bCs/>
+          <w:sz w:val="24"/>
+          <w:szCs w:val="24"/>
+        </w:rPr>
+      </w:pPr>
+      <w:r>
+        <w:rPr>
+          <w:b/>
+          <w:bCs/>
+          <w:sz w:val="24"/>
+          <w:szCs w:val="24"/>
+        </w:rPr>
+        <w:t>Taboão da Serra, {{</w:t>
+      </w:r>
+      <w:r>
+        <w:rPr>
+          <w:b/>
+          <w:bCs/>
+          <w:sz w:val="24"/>
+          <w:szCs w:val="24"/>
+        </w:rPr>
+        <w:t>dia}}</w:t>
+      </w:r>
+      <w:r>
+        <w:rPr>
+          <w:b/>
+          <w:bCs/>
+          <w:sz w:val="24"/>
+          <w:szCs w:val="24"/>
+        </w:rPr>
+        <w:t xml:space="preserve"> de {{</w:t>
+      </w:r>
+      <w:r>
+        <w:rPr>
+          <w:b/>
+          <w:bCs/>
+          <w:sz w:val="24"/>
+          <w:szCs w:val="24"/>
+        </w:rPr>
+        <w:t>mes}}</w:t>
+      </w:r>
+      <w:r>
+        <w:rPr>
+          <w:b/>
+          <w:bCs/>
+          <w:sz w:val="24"/>
+          <w:szCs w:val="24"/>
+        </w:rPr>
+        <w:t xml:space="preserve"> de {{</w:t>
+      </w:r>
+      <w:r>
+        <w:rPr>
+          <w:b/>
+          <w:bCs/>
+          <w:sz w:val="24"/>
+          <w:szCs w:val="24"/>
+        </w:rPr>
+        <w:t>ano}}</w:t>
       </w:r>
     </w:p>
     <w:p>
       <w:pPr>
         <w:pBdr>
-          <w:top w:space="0" w:sz="0" w:val="nil"/>
-          <w:left w:space="0" w:sz="0" w:val="nil"/>
-          <w:bottom w:space="0" w:sz="0" w:val="nil"/>
-          <w:right w:space="0" w:sz="0" w:val="nil"/>
-          <w:between w:space="0" w:sz="0" w:val="nil"/>
+          <w:top w:val="nil"/>
+          <w:left w:val="nil"/>
+          <w:bottom w:val="nil"/>
+          <w:right w:val="nil"/>
+          <w:between w:val="nil"/>
         </w:pBdr>
         <w:rPr>
-          <w:b w:val="1"/>
-          <w:bCs w:val="1"/>
+          <w:b/>
+          <w:bCs/>
           <w:color w:val="000000"/>
           <w:sz w:val="20"/>
           <w:szCs w:val="20"/>
         </w:rPr>
       </w:pPr>
-      <w:r>
-        <w:rPr>
-          <w:rtl w:val="0"/>
-        </w:rPr>
-      </w:r>
     </w:p>
     <w:p>
       <w:pPr>
         <w:pBdr>
-          <w:top w:space="0" w:sz="0" w:val="nil"/>
-          <w:left w:space="0" w:sz="0" w:val="nil"/>
-          <w:bottom w:space="0" w:sz="0" w:val="nil"/>
-          <w:right w:space="0" w:sz="0" w:val="nil"/>
-          <w:between w:space="0" w:sz="0" w:val="nil"/>
+          <w:top w:val="nil"/>
+          <w:left w:val="nil"/>
+          <w:bottom w:val="nil"/>
+          <w:right w:val="nil"/>
+          <w:between w:val="nil"/>
         </w:pBdr>
         <w:rPr>
-          <w:b w:val="1"/>
-          <w:bCs w:val="1"/>
+          <w:b/>
+          <w:bCs/>
           <w:color w:val="000000"/>
           <w:sz w:val="20"/>
           <w:szCs w:val="20"/>
         </w:rPr>
       </w:pPr>
-      <w:r>
-        <w:rPr>
-          <w:rtl w:val="0"/>
-        </w:rPr>
-      </w:r>
     </w:p>
     <w:p>
       <w:pPr>
         <w:pBdr>
-          <w:top w:space="0" w:sz="0" w:val="nil"/>
-          <w:left w:space="0" w:sz="0" w:val="nil"/>
-          <w:bottom w:space="0" w:sz="0" w:val="nil"/>
-          <w:right w:space="0" w:sz="0" w:val="nil"/>
-          <w:between w:space="0" w:sz="0" w:val="nil"/>
+          <w:top w:val="nil"/>
+          <w:left w:val="nil"/>
+          <w:bottom w:val="nil"/>
+          <w:right w:val="nil"/>
+          <w:between w:val="nil"/>
         </w:pBdr>
         <w:rPr>
-          <w:b w:val="1"/>
-          <w:bCs w:val="1"/>
+          <w:b/>
+          <w:bCs/>
           <w:color w:val="000000"/>
           <w:sz w:val="20"/>
           <w:szCs w:val="20"/>
         </w:rPr>
       </w:pPr>
-      <w:r>
-        <w:rPr>
-          <w:rtl w:val="0"/>
-        </w:rPr>
-      </w:r>
     </w:p>
     <w:p>
       <w:pPr>
         <w:pBdr>
-          <w:top w:space="0" w:sz="0" w:val="nil"/>
-          <w:left w:space="0" w:sz="0" w:val="nil"/>
-          <w:bottom w:space="0" w:sz="0" w:val="nil"/>
-          <w:right w:space="0" w:sz="0" w:val="nil"/>
-          <w:between w:space="0" w:sz="0" w:val="nil"/>
+          <w:top w:val="nil"/>
+          <w:left w:val="nil"/>
+          <w:bottom w:val="nil"/>
+          <w:right w:val="nil"/>
+          <w:between w:val="nil"/>
         </w:pBdr>
-        <w:spacing w:before="93" w:lineRule="auto"/>
-        <w:rPr>
-          <w:b w:val="1"/>
-          <w:bCs w:val="1"/>
+        <w:spacing w:before="93"/>
+        <w:rPr>
+          <w:b/>
+          <w:bCs/>
           <w:color w:val="000000"/>
           <w:sz w:val="20"/>
           <w:szCs w:val="20"/>
@@ -1550,14 +1584,12 @@
       </w:pPr>
       <w:r>
         <w:rPr>
-          <w:rtl w:val="0"/>
-        </w:rPr>
-      </w:r>
-      <w:r>
+          <w:noProof/>
+        </w:rPr>
         <mc:AlternateContent>
           <mc:Choice Requires="wpg">
             <w:drawing>
-              <wp:anchor allowOverlap="1" behindDoc="0" distB="0" distT="0" distL="0" distR="0" hidden="0" layoutInCell="1" locked="0" relativeHeight="0" simplePos="0">
+              <wp:anchor distT="0" distB="0" distL="0" distR="0" simplePos="0" relativeHeight="251659264" behindDoc="0" locked="0" layoutInCell="1" hidden="0" allowOverlap="1">
                 <wp:simplePos x="0" y="0"/>
                 <wp:positionH relativeFrom="column">
                   <wp:posOffset>2550439</wp:posOffset>
@@ -1566,23 +1598,27 @@
                   <wp:posOffset>217184</wp:posOffset>
                 </wp:positionV>
                 <wp:extent cx="2100580" cy="25400"/>
-                <wp:effectExtent b="0" l="0" r="0" t="0"/>
-                <wp:wrapTopAndBottom distB="0" distT="0"/>
-                <wp:docPr id="1" name=""/>
-                <a:graphic>
+                <wp:effectExtent l="0" t="0" r="0" b="0"/>
+                <wp:wrapTopAndBottom distT="0" distB="0"/>
+                <wp:docPr id="1" name="Forma Livre: Forma 1"/>
+                <wp:cNvGraphicFramePr/>
+                <a:graphic xmlns:a="http://schemas.openxmlformats.org/drawingml/2006/main">
                   <a:graphicData uri="http://schemas.microsoft.com/office/word/2010/wordprocessingShape">
                     <wps:wsp>
                       <wps:cNvSpPr/>
-                      <wps:cNvPr id="2" name="Shape 2"/>
                       <wps:spPr>
                         <a:xfrm>
                           <a:off x="4302060" y="3779365"/>
                           <a:ext cx="2087880" cy="1270"/>
                         </a:xfrm>
                         <a:custGeom>
-                          <a:rect b="b" l="l" r="r" t="t"/>
+                          <a:avLst/>
+                          <a:gdLst/>
+                          <a:ahLst/>
+                          <a:cxnLst/>
+                          <a:rect l="l" t="t" r="r" b="b"/>
                           <a:pathLst>
-                            <a:path extrusionOk="0" h="120000" w="2087880">
+                            <a:path w="2087880" h="120000" extrusionOk="0">
                               <a:moveTo>
                                 <a:pt x="0" y="0"/>
                               </a:moveTo>
@@ -1593,17 +1629,17 @@
                           </a:pathLst>
                         </a:custGeom>
                         <a:noFill/>
-                        <a:ln cap="flat" cmpd="sng" w="12700">
+                        <a:ln w="12700" cap="flat" cmpd="sng">
                           <a:solidFill>
                             <a:srgbClr val="000000"/>
                           </a:solidFill>
                           <a:prstDash val="solid"/>
                           <a:round/>
-                          <a:headEnd len="sm" w="sm" type="none"/>
-                          <a:tailEnd len="sm" w="sm" type="none"/>
+                          <a:headEnd type="none" w="sm" len="sm"/>
+                          <a:tailEnd type="none" w="sm" len="sm"/>
                         </a:ln>
                       </wps:spPr>
-                      <wps:bodyPr anchorCtr="0" anchor="ctr" bIns="91425" lIns="91425" spcFirstLastPara="1" rIns="91425" wrap="square" tIns="91425">
+                      <wps:bodyPr spcFirstLastPara="1" wrap="square" lIns="91425" tIns="91425" rIns="91425" bIns="91425" anchor="ctr" anchorCtr="0">
                         <a:noAutofit/>
                       </wps:bodyPr>
                     </wps:wsp>
@@ -1612,7 +1648,7 @@
               </wp:anchor>
             </w:drawing>
           </mc:Choice>
-          <mc:Fallback>
+          <mc:Fallback xmlns:cr="http://schemas.microsoft.com/office/comments/2020/reactions" xmlns="http://schemas.microsoft.com/office/tasks/2019/documenttasks" xmlns:dgm="http://schemas.openxmlformats.org/drawingml/2006/diagram" xmlns:lc="http://schemas.openxmlformats.org/drawingml/2006/lockedCanvas" xmlns:c="http://schemas.openxmlformats.org/drawingml/2006/chart" xmlns:pic="http://schemas.openxmlformats.org/drawingml/2006/picture" xmlns:a="http://schemas.openxmlformats.org/drawingml/2006/main" xmlns:sl="http://schemas.openxmlformats.org/schemaLibrary/2006/main">
             <w:drawing>
               <wp:anchor allowOverlap="1" behindDoc="0" distB="0" distT="0" distL="0" distR="0" hidden="0" layoutInCell="1" locked="0" relativeHeight="0" simplePos="0">
                 <wp:simplePos x="0" y="0"/>
@@ -1659,80 +1695,67 @@
     </w:p>
     <w:p>
       <w:pPr>
-        <w:spacing w:before="260" w:lineRule="auto"/>
-        <w:ind w:left="142" w:firstLine="0"/>
+        <w:spacing w:before="260"/>
+        <w:ind w:left="142"/>
         <w:jc w:val="center"/>
         <w:rPr>
-          <w:b w:val="1"/>
-          <w:bCs w:val="1"/>
-        </w:rPr>
-      </w:pPr>
-      <w:r>
-        <w:rPr>
-          <w:b w:val="1"/>
-          <w:bCs w:val="1"/>
-          <w:rtl w:val="0"/>
-        </w:rPr>
-        <w:t xml:space="preserve">ASSINATURA DO RESPONSÁVEL</w:t>
+          <w:b/>
+          <w:bCs/>
+        </w:rPr>
+      </w:pPr>
+      <w:r>
+        <w:rPr>
+          <w:b/>
+          <w:bCs/>
+        </w:rPr>
+        <w:t>ASSINATURA DO RESPONSÁVEL</w:t>
       </w:r>
     </w:p>
     <w:p>
       <w:pPr>
         <w:pBdr>
-          <w:top w:space="0" w:sz="0" w:val="nil"/>
-          <w:left w:space="0" w:sz="0" w:val="nil"/>
-          <w:bottom w:space="0" w:sz="0" w:val="nil"/>
-          <w:right w:space="0" w:sz="0" w:val="nil"/>
-          <w:between w:space="0" w:sz="0" w:val="nil"/>
+          <w:top w:val="nil"/>
+          <w:left w:val="nil"/>
+          <w:bottom w:val="nil"/>
+          <w:right w:val="nil"/>
+          <w:between w:val="nil"/>
         </w:pBdr>
-        <w:spacing w:before="153" w:lineRule="auto"/>
-        <w:rPr>
-          <w:b w:val="1"/>
-          <w:bCs w:val="1"/>
-          <w:color w:val="000000"/>
-        </w:rPr>
-      </w:pPr>
-      <w:r>
-        <w:rPr>
-          <w:rtl w:val="0"/>
-        </w:rPr>
-      </w:r>
-    </w:p>
-    <w:p>
-      <w:pPr>
-        <w:ind w:left="142" w:right="72" w:firstLine="0"/>
+        <w:spacing w:before="153"/>
+        <w:rPr>
+          <w:b/>
+          <w:bCs/>
+          <w:color w:val="000000"/>
+        </w:rPr>
+      </w:pPr>
+    </w:p>
+    <w:p>
+      <w:pPr>
+        <w:ind w:left="142" w:right="72"/>
         <w:jc w:val="center"/>
-        <w:rPr/>
-      </w:pPr>
-      <w:r>
-        <w:rPr>
-          <w:rtl w:val="0"/>
-        </w:rPr>
-        <w:t xml:space="preserve">Endereço: Rua João Pires de Camargo, 207 – Jardim Mirna – Taboão da Serra/SP Tel:(11) 4385-7055/ (11)4385-7355</w:t>
+      </w:pPr>
+      <w:r>
+        <w:t>Endereço: Rua João Pires de Camargo, 207 – Jardim Mirna – Taboão da Serra/SP Tel:(11) 4385-7055/ (11)4385-7355</w:t>
       </w:r>
     </w:p>
     <w:sectPr>
-      <w:pgSz w:h="16840" w:w="11910" w:orient="portrait"/>
-      <w:pgMar w:bottom="280" w:top="220" w:left="283" w:right="425" w:header="360" w:footer="360"/>
+      <w:pgSz w:w="11910" w:h="16840"/>
+      <w:pgMar w:top="220" w:right="425" w:bottom="280" w:left="283" w:header="360" w:footer="360" w:gutter="0"/>
       <w:pgNumType w:start="1"/>
+      <w:cols w:space="720"/>
     </w:sectPr>
   </w:body>
 </w:document>
 </file>
 
-<file path=word/numbering.xml><?xml version="1.0" encoding="utf-8"?>
-<w:numbering xmlns:mc="http://schemas.openxmlformats.org/markup-compatibility/2006" xmlns:o="urn:schemas-microsoft-com:office:office" xmlns:r="http://schemas.openxmlformats.org/officeDocument/2006/relationships" xmlns:m="http://schemas.openxmlformats.org/officeDocument/2006/math" xmlns:v="urn:schemas-microsoft-com:vml" xmlns:wp="http://schemas.openxmlformats.org/drawingml/2006/wordprocessingDrawing" xmlns:w10="urn:schemas-microsoft-com:office:word" xmlns:w="http://schemas.openxmlformats.org/wordprocessingml/2006/main" xmlns:wne="http://schemas.microsoft.com/office/word/2006/wordml" xmlns:sl="http://schemas.openxmlformats.org/schemaLibrary/2006/main" xmlns:a="http://schemas.openxmlformats.org/drawingml/2006/main" xmlns:pic="http://schemas.openxmlformats.org/drawingml/2006/picture" xmlns:c="http://schemas.openxmlformats.org/drawingml/2006/chart" xmlns:lc="http://schemas.openxmlformats.org/drawingml/2006/lockedCanvas" xmlns:dgm="http://schemas.openxmlformats.org/drawingml/2006/diagram" xmlns:wps="http://schemas.microsoft.com/office/word/2010/wordprocessingShape" xmlns:wpg="http://schemas.microsoft.com/office/word/2010/wordprocessingGroup" xmlns:w14="http://schemas.microsoft.com/office/word/2010/wordml" xmlns:w15="http://schemas.microsoft.com/office/word/2012/wordml" xmlns:w16="http://schemas.microsoft.com/office/word/2018/wordml" xmlns:w16cex="http://schemas.microsoft.com/office/word/2018/wordml/cex" xmlns:w16cid="http://schemas.microsoft.com/office/word/2016/wordml/cid" xmlns="http://schemas.microsoft.com/office/tasks/2019/documenttasks" xmlns:cr="http://schemas.microsoft.com/office/comments/2020/reactions"/>
-</file>
-
 <file path=word/styles.xml><?xml version="1.0" encoding="utf-8"?>
-<w:styles xmlns:mc="http://schemas.openxmlformats.org/markup-compatibility/2006" xmlns:o="urn:schemas-microsoft-com:office:office" xmlns:r="http://schemas.openxmlformats.org/officeDocument/2006/relationships" xmlns:m="http://schemas.openxmlformats.org/officeDocument/2006/math" xmlns:v="urn:schemas-microsoft-com:vml" xmlns:wp="http://schemas.openxmlformats.org/drawingml/2006/wordprocessingDrawing" xmlns:w10="urn:schemas-microsoft-com:office:word" xmlns:w="http://schemas.openxmlformats.org/wordprocessingml/2006/main" xmlns:wne="http://schemas.microsoft.com/office/word/2006/wordml" xmlns:sl="http://schemas.openxmlformats.org/schemaLibrary/2006/main" xmlns:a="http://schemas.openxmlformats.org/drawingml/2006/main" xmlns:pic="http://schemas.openxmlformats.org/drawingml/2006/picture" xmlns:c="http://schemas.openxmlformats.org/drawingml/2006/chart" xmlns:lc="http://schemas.openxmlformats.org/drawingml/2006/lockedCanvas" xmlns:dgm="http://schemas.openxmlformats.org/drawingml/2006/diagram" xmlns:wps="http://schemas.microsoft.com/office/word/2010/wordprocessingShape" xmlns:wpg="http://schemas.microsoft.com/office/word/2010/wordprocessingGroup" xmlns:w14="http://schemas.microsoft.com/office/word/2010/wordml" xmlns:w15="http://schemas.microsoft.com/office/word/2012/wordml" xmlns:w16="http://schemas.microsoft.com/office/word/2018/wordml" xmlns:w16cex="http://schemas.microsoft.com/office/word/2018/wordml/cex" xmlns:w16cid="http://schemas.microsoft.com/office/word/2016/wordml/cid" xmlns="http://schemas.microsoft.com/office/tasks/2019/documenttasks" xmlns:cr="http://schemas.microsoft.com/office/comments/2020/reactions">
+<w:styles xmlns:mc="http://schemas.openxmlformats.org/markup-compatibility/2006" xmlns:r="http://schemas.openxmlformats.org/officeDocument/2006/relationships" xmlns:w="http://schemas.openxmlformats.org/wordprocessingml/2006/main" xmlns:w14="http://schemas.microsoft.com/office/word/2010/wordml" xmlns:w15="http://schemas.microsoft.com/office/word/2012/wordml" xmlns:w16cex="http://schemas.microsoft.com/office/word/2018/wordml/cex" xmlns:w16cid="http://schemas.microsoft.com/office/word/2016/wordml/cid" xmlns:w16="http://schemas.microsoft.com/office/word/2018/wordml" xmlns:w16se="http://schemas.microsoft.com/office/word/2015/wordml/symex" mc:Ignorable="w14 w15 w16se w16cid w16 w16cex">
   <w:docDefaults>
     <w:rPrDefault>
       <w:rPr>
-        <w:rFonts w:ascii="Calibri" w:cs="Calibri" w:eastAsia="Calibri" w:hAnsi="Calibri"/>
+        <w:rFonts w:ascii="Calibri" w:eastAsia="Calibri" w:hAnsi="Calibri" w:cs="Calibri"/>
         <w:sz w:val="22"/>
         <w:szCs w:val="22"/>
-        <w:lang w:val="pt_PT"/>
+        <w:lang w:val="pt-PT" w:eastAsia="pt-BR" w:bidi="ar-SA"/>
       </w:rPr>
     </w:rPrDefault>
     <w:pPrDefault>
@@ -1741,158 +1764,596 @@
       </w:pPr>
     </w:pPrDefault>
   </w:docDefaults>
-  <w:style w:type="table" w:styleId="TableNormal" w:default="1">
-    <w:name w:val="TableNormal"/>
-    <w:tblPr>
-      <w:tblCellMar>
-        <w:top w:w="100.0" w:type="dxa"/>
-        <w:left w:w="100.0" w:type="dxa"/>
-        <w:bottom w:w="100.0" w:type="dxa"/>
-        <w:right w:w="100.0" w:type="dxa"/>
-      </w:tblCellMar>
-    </w:tblPr>
+  <w:latentStyles w:defLockedState="0" w:defUIPriority="99" w:defSemiHidden="0" w:defUnhideWhenUsed="0" w:defQFormat="0" w:count="376">
+    <w:lsdException w:name="Normal" w:uiPriority="0" w:qFormat="1"/>
+    <w:lsdException w:name="heading 1" w:uiPriority="9" w:qFormat="1"/>
+    <w:lsdException w:name="heading 2" w:semiHidden="1" w:uiPriority="9" w:unhideWhenUsed="1" w:qFormat="1"/>
+    <w:lsdException w:name="heading 3" w:semiHidden="1" w:uiPriority="9" w:unhideWhenUsed="1" w:qFormat="1"/>
+    <w:lsdException w:name="heading 4" w:semiHidden="1" w:uiPriority="9" w:unhideWhenUsed="1" w:qFormat="1"/>
+    <w:lsdException w:name="heading 5" w:semiHidden="1" w:uiPriority="9" w:unhideWhenUsed="1" w:qFormat="1"/>
+    <w:lsdException w:name="heading 6" w:semiHidden="1" w:uiPriority="9" w:unhideWhenUsed="1" w:qFormat="1"/>
+    <w:lsdException w:name="heading 7" w:semiHidden="1" w:uiPriority="9" w:unhideWhenUsed="1" w:qFormat="1"/>
+    <w:lsdException w:name="heading 8" w:semiHidden="1" w:uiPriority="9" w:unhideWhenUsed="1" w:qFormat="1"/>
+    <w:lsdException w:name="heading 9" w:semiHidden="1" w:uiPriority="9" w:unhideWhenUsed="1" w:qFormat="1"/>
+    <w:lsdException w:name="index 1" w:semiHidden="1" w:unhideWhenUsed="1"/>
+    <w:lsdException w:name="index 2" w:semiHidden="1" w:unhideWhenUsed="1"/>
+    <w:lsdException w:name="index 3" w:semiHidden="1" w:unhideWhenUsed="1"/>
+    <w:lsdException w:name="index 4" w:semiHidden="1" w:unhideWhenUsed="1"/>
+    <w:lsdException w:name="index 5" w:semiHidden="1" w:unhideWhenUsed="1"/>
+    <w:lsdException w:name="index 6" w:semiHidden="1" w:unhideWhenUsed="1"/>
+    <w:lsdException w:name="index 7" w:semiHidden="1" w:unhideWhenUsed="1"/>
+    <w:lsdException w:name="index 8" w:semiHidden="1" w:unhideWhenUsed="1"/>
+    <w:lsdException w:name="index 9" w:semiHidden="1" w:unhideWhenUsed="1"/>
+    <w:lsdException w:name="toc 1" w:semiHidden="1" w:uiPriority="39" w:unhideWhenUsed="1"/>
+    <w:lsdException w:name="toc 2" w:semiHidden="1" w:uiPriority="39" w:unhideWhenUsed="1"/>
+    <w:lsdException w:name="toc 3" w:semiHidden="1" w:uiPriority="39" w:unhideWhenUsed="1"/>
+    <w:lsdException w:name="toc 4" w:semiHidden="1" w:uiPriority="39" w:unhideWhenUsed="1"/>
+    <w:lsdException w:name="toc 5" w:semiHidden="1" w:uiPriority="39" w:unhideWhenUsed="1"/>
+    <w:lsdException w:name="toc 6" w:semiHidden="1" w:uiPriority="39" w:unhideWhenUsed="1"/>
+    <w:lsdException w:name="toc 7" w:semiHidden="1" w:uiPriority="39" w:unhideWhenUsed="1"/>
+    <w:lsdException w:name="toc 8" w:semiHidden="1" w:uiPriority="39" w:unhideWhenUsed="1"/>
+    <w:lsdException w:name="toc 9" w:semiHidden="1" w:uiPriority="39" w:unhideWhenUsed="1"/>
+    <w:lsdException w:name="Normal Indent" w:semiHidden="1" w:unhideWhenUsed="1"/>
+    <w:lsdException w:name="footnote text" w:semiHidden="1" w:unhideWhenUsed="1"/>
+    <w:lsdException w:name="annotation text" w:semiHidden="1" w:unhideWhenUsed="1"/>
+    <w:lsdException w:name="header" w:semiHidden="1" w:unhideWhenUsed="1"/>
+    <w:lsdException w:name="footer" w:semiHidden="1" w:unhideWhenUsed="1"/>
+    <w:lsdException w:name="index heading" w:semiHidden="1" w:unhideWhenUsed="1"/>
+    <w:lsdException w:name="caption" w:semiHidden="1" w:uiPriority="35" w:unhideWhenUsed="1" w:qFormat="1"/>
+    <w:lsdException w:name="table of figures" w:semiHidden="1" w:unhideWhenUsed="1"/>
+    <w:lsdException w:name="envelope address" w:semiHidden="1" w:unhideWhenUsed="1"/>
+    <w:lsdException w:name="envelope return" w:semiHidden="1" w:unhideWhenUsed="1"/>
+    <w:lsdException w:name="footnote reference" w:semiHidden="1" w:unhideWhenUsed="1"/>
+    <w:lsdException w:name="annotation reference" w:semiHidden="1" w:unhideWhenUsed="1"/>
+    <w:lsdException w:name="line number" w:semiHidden="1" w:unhideWhenUsed="1"/>
+    <w:lsdException w:name="page number" w:semiHidden="1" w:unhideWhenUsed="1"/>
+    <w:lsdException w:name="endnote reference" w:semiHidden="1" w:unhideWhenUsed="1"/>
+    <w:lsdException w:name="endnote text" w:semiHidden="1" w:unhideWhenUsed="1"/>
+    <w:lsdException w:name="table of authorities" w:semiHidden="1" w:unhideWhenUsed="1"/>
+    <w:lsdException w:name="macro" w:semiHidden="1" w:unhideWhenUsed="1"/>
+    <w:lsdException w:name="toa heading" w:semiHidden="1" w:unhideWhenUsed="1"/>
+    <w:lsdException w:name="List" w:semiHidden="1" w:unhideWhenUsed="1"/>
+    <w:lsdException w:name="List Bullet" w:semiHidden="1" w:unhideWhenUsed="1"/>
+    <w:lsdException w:name="List Number" w:semiHidden="1" w:unhideWhenUsed="1"/>
+    <w:lsdException w:name="List 2" w:semiHidden="1" w:unhideWhenUsed="1"/>
+    <w:lsdException w:name="List 3" w:semiHidden="1" w:unhideWhenUsed="1"/>
+    <w:lsdException w:name="List 4" w:semiHidden="1" w:unhideWhenUsed="1"/>
+    <w:lsdException w:name="List 5" w:semiHidden="1" w:unhideWhenUsed="1"/>
+    <w:lsdException w:name="List Bullet 2" w:semiHidden="1" w:unhideWhenUsed="1"/>
+    <w:lsdException w:name="List Bullet 3" w:semiHidden="1" w:unhideWhenUsed="1"/>
+    <w:lsdException w:name="List Bullet 4" w:semiHidden="1" w:unhideWhenUsed="1"/>
+    <w:lsdException w:name="List Bullet 5" w:semiHidden="1" w:unhideWhenUsed="1"/>
+    <w:lsdException w:name="List Number 2" w:semiHidden="1" w:unhideWhenUsed="1"/>
+    <w:lsdException w:name="List Number 3" w:semiHidden="1" w:unhideWhenUsed="1"/>
+    <w:lsdException w:name="List Number 4" w:semiHidden="1" w:unhideWhenUsed="1"/>
+    <w:lsdException w:name="List Number 5" w:semiHidden="1" w:unhideWhenUsed="1"/>
+    <w:lsdException w:name="Title" w:uiPriority="10" w:qFormat="1"/>
+    <w:lsdException w:name="Closing" w:semiHidden="1" w:unhideWhenUsed="1"/>
+    <w:lsdException w:name="Signature" w:semiHidden="1" w:unhideWhenUsed="1"/>
+    <w:lsdException w:name="Default Paragraph Font" w:semiHidden="1" w:uiPriority="1" w:unhideWhenUsed="1"/>
+    <w:lsdException w:name="Body Text" w:semiHidden="1" w:unhideWhenUsed="1"/>
+    <w:lsdException w:name="Body Text Indent" w:semiHidden="1" w:unhideWhenUsed="1"/>
+    <w:lsdException w:name="List Continue" w:semiHidden="1" w:unhideWhenUsed="1"/>
+    <w:lsdException w:name="List Continue 2" w:semiHidden="1" w:unhideWhenUsed="1"/>
+    <w:lsdException w:name="List Continue 3" w:semiHidden="1" w:unhideWhenUsed="1"/>
+    <w:lsdException w:name="List Continue 4" w:semiHidden="1" w:unhideWhenUsed="1"/>
+    <w:lsdException w:name="List Continue 5" w:semiHidden="1" w:unhideWhenUsed="1"/>
+    <w:lsdException w:name="Message Header" w:semiHidden="1" w:unhideWhenUsed="1"/>
+    <w:lsdException w:name="Subtitle" w:uiPriority="11" w:qFormat="1"/>
+    <w:lsdException w:name="Salutation" w:semiHidden="1" w:unhideWhenUsed="1"/>
+    <w:lsdException w:name="Date" w:semiHidden="1" w:unhideWhenUsed="1"/>
+    <w:lsdException w:name="Body Text First Indent" w:semiHidden="1" w:unhideWhenUsed="1"/>
+    <w:lsdException w:name="Body Text First Indent 2" w:semiHidden="1" w:unhideWhenUsed="1"/>
+    <w:lsdException w:name="Note Heading" w:semiHidden="1" w:unhideWhenUsed="1"/>
+    <w:lsdException w:name="Body Text 2" w:semiHidden="1" w:unhideWhenUsed="1"/>
+    <w:lsdException w:name="Body Text 3" w:semiHidden="1" w:unhideWhenUsed="1"/>
+    <w:lsdException w:name="Body Text Indent 2" w:semiHidden="1" w:unhideWhenUsed="1"/>
+    <w:lsdException w:name="Body Text Indent 3" w:semiHidden="1" w:unhideWhenUsed="1"/>
+    <w:lsdException w:name="Block Text" w:semiHidden="1" w:unhideWhenUsed="1"/>
+    <w:lsdException w:name="Hyperlink" w:semiHidden="1" w:unhideWhenUsed="1"/>
+    <w:lsdException w:name="FollowedHyperlink" w:semiHidden="1" w:unhideWhenUsed="1"/>
+    <w:lsdException w:name="Strong" w:uiPriority="22" w:qFormat="1"/>
+    <w:lsdException w:name="Emphasis" w:uiPriority="20" w:qFormat="1"/>
+    <w:lsdException w:name="Document Map" w:semiHidden="1" w:unhideWhenUsed="1"/>
+    <w:lsdException w:name="Plain Text" w:semiHidden="1" w:unhideWhenUsed="1"/>
+    <w:lsdException w:name="E-mail Signature" w:semiHidden="1" w:unhideWhenUsed="1"/>
+    <w:lsdException w:name="HTML Top of Form" w:semiHidden="1" w:unhideWhenUsed="1"/>
+    <w:lsdException w:name="HTML Bottom of Form" w:semiHidden="1" w:unhideWhenUsed="1"/>
+    <w:lsdException w:name="Normal (Web)" w:semiHidden="1" w:unhideWhenUsed="1"/>
+    <w:lsdException w:name="HTML Acronym" w:semiHidden="1" w:unhideWhenUsed="1"/>
+    <w:lsdException w:name="HTML Address" w:semiHidden="1" w:unhideWhenUsed="1"/>
+    <w:lsdException w:name="HTML Cite" w:semiHidden="1" w:unhideWhenUsed="1"/>
+    <w:lsdException w:name="HTML Code" w:semiHidden="1" w:unhideWhenUsed="1"/>
+    <w:lsdException w:name="HTML Definition" w:semiHidden="1" w:unhideWhenUsed="1"/>
+    <w:lsdException w:name="HTML Keyboard" w:semiHidden="1" w:unhideWhenUsed="1"/>
+    <w:lsdException w:name="HTML Preformatted" w:semiHidden="1" w:unhideWhenUsed="1"/>
+    <w:lsdException w:name="HTML Sample" w:semiHidden="1" w:unhideWhenUsed="1"/>
+    <w:lsdException w:name="HTML Typewriter" w:semiHidden="1" w:unhideWhenUsed="1"/>
+    <w:lsdException w:name="HTML Variable" w:semiHidden="1" w:unhideWhenUsed="1"/>
+    <w:lsdException w:name="Normal Table" w:semiHidden="1" w:unhideWhenUsed="1"/>
+    <w:lsdException w:name="annotation subject" w:semiHidden="1" w:unhideWhenUsed="1"/>
+    <w:lsdException w:name="No List" w:semiHidden="1" w:unhideWhenUsed="1"/>
+    <w:lsdException w:name="Outline List 1" w:semiHidden="1" w:unhideWhenUsed="1"/>
+    <w:lsdException w:name="Outline List 2" w:semiHidden="1" w:unhideWhenUsed="1"/>
+    <w:lsdException w:name="Outline List 3" w:semiHidden="1" w:unhideWhenUsed="1"/>
+    <w:lsdException w:name="Table Simple 1" w:semiHidden="1" w:unhideWhenUsed="1"/>
+    <w:lsdException w:name="Table Simple 2" w:semiHidden="1" w:unhideWhenUsed="1"/>
+    <w:lsdException w:name="Table Simple 3" w:semiHidden="1" w:unhideWhenUsed="1"/>
+    <w:lsdException w:name="Table Classic 1" w:semiHidden="1" w:unhideWhenUsed="1"/>
+    <w:lsdException w:name="Table Classic 2" w:semiHidden="1" w:unhideWhenUsed="1"/>
+    <w:lsdException w:name="Table Classic 3" w:semiHidden="1" w:unhideWhenUsed="1"/>
+    <w:lsdException w:name="Table Classic 4" w:semiHidden="1" w:unhideWhenUsed="1"/>
+    <w:lsdException w:name="Table Colorful 1" w:semiHidden="1" w:unhideWhenUsed="1"/>
+    <w:lsdException w:name="Table Colorful 2" w:semiHidden="1" w:unhideWhenUsed="1"/>
+    <w:lsdException w:name="Table Colorful 3" w:semiHidden="1" w:unhideWhenUsed="1"/>
+    <w:lsdException w:name="Table Columns 1" w:semiHidden="1" w:unhideWhenUsed="1"/>
+    <w:lsdException w:name="Table Columns 2" w:semiHidden="1" w:unhideWhenUsed="1"/>
+    <w:lsdException w:name="Table Columns 3" w:semiHidden="1" w:unhideWhenUsed="1"/>
+    <w:lsdException w:name="Table Columns 4" w:semiHidden="1" w:unhideWhenUsed="1"/>
+    <w:lsdException w:name="Table Columns 5" w:semiHidden="1" w:unhideWhenUsed="1"/>
+    <w:lsdException w:name="Table Grid 1" w:semiHidden="1" w:unhideWhenUsed="1"/>
+    <w:lsdException w:name="Table Grid 2" w:semiHidden="1" w:unhideWhenUsed="1"/>
+    <w:lsdException w:name="Table Grid 3" w:semiHidden="1" w:unhideWhenUsed="1"/>
+    <w:lsdException w:name="Table Grid 4" w:semiHidden="1" w:unhideWhenUsed="1"/>
+    <w:lsdException w:name="Table Grid 5" w:semiHidden="1" w:unhideWhenUsed="1"/>
+    <w:lsdException w:name="Table Grid 6" w:semiHidden="1" w:unhideWhenUsed="1"/>
+    <w:lsdException w:name="Table Grid 7" w:semiHidden="1" w:unhideWhenUsed="1"/>
+    <w:lsdException w:name="Table Grid 8" w:semiHidden="1" w:unhideWhenUsed="1"/>
+    <w:lsdException w:name="Table List 1" w:semiHidden="1" w:unhideWhenUsed="1"/>
+    <w:lsdException w:name="Table List 2" w:semiHidden="1" w:unhideWhenUsed="1"/>
+    <w:lsdException w:name="Table List 3" w:semiHidden="1" w:unhideWhenUsed="1"/>
+    <w:lsdException w:name="Table List 4" w:semiHidden="1" w:unhideWhenUsed="1"/>
+    <w:lsdException w:name="Table List 5" w:semiHidden="1" w:unhideWhenUsed="1"/>
+    <w:lsdException w:name="Table List 6" w:semiHidden="1" w:unhideWhenUsed="1"/>
+    <w:lsdException w:name="Table List 7" w:semiHidden="1" w:unhideWhenUsed="1"/>
+    <w:lsdException w:name="Table List 8" w:semiHidden="1" w:unhideWhenUsed="1"/>
+    <w:lsdException w:name="Table 3D effects 1" w:semiHidden="1" w:unhideWhenUsed="1"/>
+    <w:lsdException w:name="Table 3D effects 2" w:semiHidden="1" w:unhideWhenUsed="1"/>
+    <w:lsdException w:name="Table 3D effects 3" w:semiHidden="1" w:unhideWhenUsed="1"/>
+    <w:lsdException w:name="Table Contemporary" w:semiHidden="1" w:unhideWhenUsed="1"/>
+    <w:lsdException w:name="Table Elegant" w:semiHidden="1" w:unhideWhenUsed="1"/>
+    <w:lsdException w:name="Table Professional" w:semiHidden="1" w:unhideWhenUsed="1"/>
+    <w:lsdException w:name="Table Subtle 1" w:semiHidden="1" w:unhideWhenUsed="1"/>
+    <w:lsdException w:name="Table Subtle 2" w:semiHidden="1" w:unhideWhenUsed="1"/>
+    <w:lsdException w:name="Table Web 1" w:semiHidden="1" w:unhideWhenUsed="1"/>
+    <w:lsdException w:name="Table Web 2" w:semiHidden="1" w:unhideWhenUsed="1"/>
+    <w:lsdException w:name="Table Web 3" w:semiHidden="1" w:unhideWhenUsed="1"/>
+    <w:lsdException w:name="Balloon Text" w:semiHidden="1" w:unhideWhenUsed="1"/>
+    <w:lsdException w:name="Table Grid" w:uiPriority="39"/>
+    <w:lsdException w:name="Table Theme" w:semiHidden="1" w:unhideWhenUsed="1"/>
+    <w:lsdException w:name="Placeholder Text" w:semiHidden="1"/>
+    <w:lsdException w:name="No Spacing" w:uiPriority="1" w:qFormat="1"/>
+    <w:lsdException w:name="Light Shading" w:uiPriority="60"/>
+    <w:lsdException w:name="Light List" w:uiPriority="61"/>
+    <w:lsdException w:name="Light Grid" w:uiPriority="62"/>
+    <w:lsdException w:name="Medium Shading 1" w:uiPriority="63"/>
+    <w:lsdException w:name="Medium Shading 2" w:uiPriority="64"/>
+    <w:lsdException w:name="Medium List 1" w:uiPriority="65"/>
+    <w:lsdException w:name="Medium List 2" w:uiPriority="66"/>
+    <w:lsdException w:name="Medium Grid 1" w:uiPriority="67"/>
+    <w:lsdException w:name="Medium Grid 2" w:uiPriority="68"/>
+    <w:lsdException w:name="Medium Grid 3" w:uiPriority="69"/>
+    <w:lsdException w:name="Dark List" w:uiPriority="70"/>
+    <w:lsdException w:name="Colorful Shading" w:uiPriority="71"/>
+    <w:lsdException w:name="Colorful List" w:uiPriority="72"/>
+    <w:lsdException w:name="Colorful Grid" w:uiPriority="73"/>
+    <w:lsdException w:name="Light Shading Accent 1" w:uiPriority="60"/>
+    <w:lsdException w:name="Light List Accent 1" w:uiPriority="61"/>
+    <w:lsdException w:name="Light Grid Accent 1" w:uiPriority="62"/>
+    <w:lsdException w:name="Medium Shading 1 Accent 1" w:uiPriority="63"/>
+    <w:lsdException w:name="Medium Shading 2 Accent 1" w:uiPriority="64"/>
+    <w:lsdException w:name="Medium List 1 Accent 1" w:uiPriority="65"/>
+    <w:lsdException w:name="Revision" w:semiHidden="1"/>
+    <w:lsdException w:name="List Paragraph" w:uiPriority="34" w:qFormat="1"/>
+    <w:lsdException w:name="Quote" w:uiPriority="29" w:qFormat="1"/>
+    <w:lsdException w:name="Intense Quote" w:uiPriority="30" w:qFormat="1"/>
+    <w:lsdException w:name="Medium List 2 Accent 1" w:uiPriority="66"/>
+    <w:lsdException w:name="Medium Grid 1 Accent 1" w:uiPriority="67"/>
+    <w:lsdException w:name="Medium Grid 2 Accent 1" w:uiPriority="68"/>
+    <w:lsdException w:name="Medium Grid 3 Accent 1" w:uiPriority="69"/>
+    <w:lsdException w:name="Dark List Accent 1" w:uiPriority="70"/>
+    <w:lsdException w:name="Colorful Shading Accent 1" w:uiPriority="71"/>
+    <w:lsdException w:name="Colorful List Accent 1" w:uiPriority="72"/>
+    <w:lsdException w:name="Colorful Grid Accent 1" w:uiPriority="73"/>
+    <w:lsdException w:name="Light Shading Accent 2" w:uiPriority="60"/>
+    <w:lsdException w:name="Light List Accent 2" w:uiPriority="61"/>
+    <w:lsdException w:name="Light Grid Accent 2" w:uiPriority="62"/>
+    <w:lsdException w:name="Medium Shading 1 Accent 2" w:uiPriority="63"/>
+    <w:lsdException w:name="Medium Shading 2 Accent 2" w:uiPriority="64"/>
+    <w:lsdException w:name="Medium List 1 Accent 2" w:uiPriority="65"/>
+    <w:lsdException w:name="Medium List 2 Accent 2" w:uiPriority="66"/>
+    <w:lsdException w:name="Medium Grid 1 Accent 2" w:uiPriority="67"/>
+    <w:lsdException w:name="Medium Grid 2 Accent 2" w:uiPriority="68"/>
+    <w:lsdException w:name="Medium Grid 3 Accent 2" w:uiPriority="69"/>
+    <w:lsdException w:name="Dark List Accent 2" w:uiPriority="70"/>
+    <w:lsdException w:name="Colorful Shading Accent 2" w:uiPriority="71"/>
+    <w:lsdException w:name="Colorful List Accent 2" w:uiPriority="72"/>
+    <w:lsdException w:name="Colorful Grid Accent 2" w:uiPriority="73"/>
+    <w:lsdException w:name="Light Shading Accent 3" w:uiPriority="60"/>
+    <w:lsdException w:name="Light List Accent 3" w:uiPriority="61"/>
+    <w:lsdException w:name="Light Grid Accent 3" w:uiPriority="62"/>
+    <w:lsdException w:name="Medium Shading 1 Accent 3" w:uiPriority="63"/>
+    <w:lsdException w:name="Medium Shading 2 Accent 3" w:uiPriority="64"/>
+    <w:lsdException w:name="Medium List 1 Accent 3" w:uiPriority="65"/>
+    <w:lsdException w:name="Medium List 2 Accent 3" w:uiPriority="66"/>
+    <w:lsdException w:name="Medium Grid 1 Accent 3" w:uiPriority="67"/>
+    <w:lsdException w:name="Medium Grid 2 Accent 3" w:uiPriority="68"/>
+    <w:lsdException w:name="Medium Grid 3 Accent 3" w:uiPriority="69"/>
+    <w:lsdException w:name="Dark List Accent 3" w:uiPriority="70"/>
+    <w:lsdException w:name="Colorful Shading Accent 3" w:uiPriority="71"/>
+    <w:lsdException w:name="Colorful List Accent 3" w:uiPriority="72"/>
+    <w:lsdException w:name="Colorful Grid Accent 3" w:uiPriority="73"/>
+    <w:lsdException w:name="Light Shading Accent 4" w:uiPriority="60"/>
+    <w:lsdException w:name="Light List Accent 4" w:uiPriority="61"/>
+    <w:lsdException w:name="Light Grid Accent 4" w:uiPriority="62"/>
+    <w:lsdException w:name="Medium Shading 1 Accent 4" w:uiPriority="63"/>
+    <w:lsdException w:name="Medium Shading 2 Accent 4" w:uiPriority="64"/>
+    <w:lsdException w:name="Medium List 1 Accent 4" w:uiPriority="65"/>
+    <w:lsdException w:name="Medium List 2 Accent 4" w:uiPriority="66"/>
+    <w:lsdException w:name="Medium Grid 1 Accent 4" w:uiPriority="67"/>
+    <w:lsdException w:name="Medium Grid 2 Accent 4" w:uiPriority="68"/>
+    <w:lsdException w:name="Medium Grid 3 Accent 4" w:uiPriority="69"/>
+    <w:lsdException w:name="Dark List Accent 4" w:uiPriority="70"/>
+    <w:lsdException w:name="Colorful Shading Accent 4" w:uiPriority="71"/>
+    <w:lsdException w:name="Colorful List Accent 4" w:uiPriority="72"/>
+    <w:lsdException w:name="Colorful Grid Accent 4" w:uiPriority="73"/>
+    <w:lsdException w:name="Light Shading Accent 5" w:uiPriority="60"/>
+    <w:lsdException w:name="Light List Accent 5" w:uiPriority="61"/>
+    <w:lsdException w:name="Light Grid Accent 5" w:uiPriority="62"/>
+    <w:lsdException w:name="Medium Shading 1 Accent 5" w:uiPriority="63"/>
+    <w:lsdException w:name="Medium Shading 2 Accent 5" w:uiPriority="64"/>
+    <w:lsdException w:name="Medium List 1 Accent 5" w:uiPriority="65"/>
+    <w:lsdException w:name="Medium List 2 Accent 5" w:uiPriority="66"/>
+    <w:lsdException w:name="Medium Grid 1 Accent 5" w:uiPriority="67"/>
+    <w:lsdException w:name="Medium Grid 2 Accent 5" w:uiPriority="68"/>
+    <w:lsdException w:name="Medium Grid 3 Accent 5" w:uiPriority="69"/>
+    <w:lsdException w:name="Dark List Accent 5" w:uiPriority="70"/>
+    <w:lsdException w:name="Colorful Shading Accent 5" w:uiPriority="71"/>
+    <w:lsdException w:name="Colorful List Accent 5" w:uiPriority="72"/>
+    <w:lsdException w:name="Colorful Grid Accent 5" w:uiPriority="73"/>
+    <w:lsdException w:name="Light Shading Accent 6" w:uiPriority="60"/>
+    <w:lsdException w:name="Light List Accent 6" w:uiPriority="61"/>
+    <w:lsdException w:name="Light Grid Accent 6" w:uiPriority="62"/>
+    <w:lsdException w:name="Medium Shading 1 Accent 6" w:uiPriority="63"/>
+    <w:lsdException w:name="Medium Shading 2 Accent 6" w:uiPriority="64"/>
+    <w:lsdException w:name="Medium List 1 Accent 6" w:uiPriority="65"/>
+    <w:lsdException w:name="Medium List 2 Accent 6" w:uiPriority="66"/>
+    <w:lsdException w:name="Medium Grid 1 Accent 6" w:uiPriority="67"/>
+    <w:lsdException w:name="Medium Grid 2 Accent 6" w:uiPriority="68"/>
+    <w:lsdException w:name="Medium Grid 3 Accent 6" w:uiPriority="69"/>
+    <w:lsdException w:name="Dark List Accent 6" w:uiPriority="70"/>
+    <w:lsdException w:name="Colorful Shading Accent 6" w:uiPriority="71"/>
+    <w:lsdException w:name="Colorful List Accent 6" w:uiPriority="72"/>
+    <w:lsdException w:name="Colorful Grid Accent 6" w:uiPriority="73"/>
+    <w:lsdException w:name="Subtle Emphasis" w:uiPriority="19" w:qFormat="1"/>
+    <w:lsdException w:name="Intense Emphasis" w:uiPriority="21" w:qFormat="1"/>
+    <w:lsdException w:name="Subtle Reference" w:uiPriority="31" w:qFormat="1"/>
+    <w:lsdException w:name="Intense Reference" w:uiPriority="32" w:qFormat="1"/>
+    <w:lsdException w:name="Book Title" w:uiPriority="33" w:qFormat="1"/>
+    <w:lsdException w:name="Bibliography" w:semiHidden="1" w:uiPriority="37" w:unhideWhenUsed="1"/>
+    <w:lsdException w:name="TOC Heading" w:semiHidden="1" w:uiPriority="39" w:unhideWhenUsed="1" w:qFormat="1"/>
+    <w:lsdException w:name="Plain Table 1" w:uiPriority="41"/>
+    <w:lsdException w:name="Plain Table 2" w:uiPriority="42"/>
+    <w:lsdException w:name="Plain Table 3" w:uiPriority="43"/>
+    <w:lsdException w:name="Plain Table 4" w:uiPriority="44"/>
+    <w:lsdException w:name="Plain Table 5" w:uiPriority="45"/>
+    <w:lsdException w:name="Grid Table Light" w:uiPriority="40"/>
+    <w:lsdException w:name="Grid Table 1 Light" w:uiPriority="46"/>
+    <w:lsdException w:name="Grid Table 2" w:uiPriority="47"/>
+    <w:lsdException w:name="Grid Table 3" w:uiPriority="48"/>
+    <w:lsdException w:name="Grid Table 4" w:uiPriority="49"/>
+    <w:lsdException w:name="Grid Table 5 Dark" w:uiPriority="50"/>
+    <w:lsdException w:name="Grid Table 6 Colorful" w:uiPriority="51"/>
+    <w:lsdException w:name="Grid Table 7 Colorful" w:uiPriority="52"/>
+    <w:lsdException w:name="Grid Table 1 Light Accent 1" w:uiPriority="46"/>
+    <w:lsdException w:name="Grid Table 2 Accent 1" w:uiPriority="47"/>
+    <w:lsdException w:name="Grid Table 3 Accent 1" w:uiPriority="48"/>
+    <w:lsdException w:name="Grid Table 4 Accent 1" w:uiPriority="49"/>
+    <w:lsdException w:name="Grid Table 5 Dark Accent 1" w:uiPriority="50"/>
+    <w:lsdException w:name="Grid Table 6 Colorful Accent 1" w:uiPriority="51"/>
+    <w:lsdException w:name="Grid Table 7 Colorful Accent 1" w:uiPriority="52"/>
+    <w:lsdException w:name="Grid Table 1 Light Accent 2" w:uiPriority="46"/>
+    <w:lsdException w:name="Grid Table 2 Accent 2" w:uiPriority="47"/>
+    <w:lsdException w:name="Grid Table 3 Accent 2" w:uiPriority="48"/>
+    <w:lsdException w:name="Grid Table 4 Accent 2" w:uiPriority="49"/>
+    <w:lsdException w:name="Grid Table 5 Dark Accent 2" w:uiPriority="50"/>
+    <w:lsdException w:name="Grid Table 6 Colorful Accent 2" w:uiPriority="51"/>
+    <w:lsdException w:name="Grid Table 7 Colorful Accent 2" w:uiPriority="52"/>
+    <w:lsdException w:name="Grid Table 1 Light Accent 3" w:uiPriority="46"/>
+    <w:lsdException w:name="Grid Table 2 Accent 3" w:uiPriority="47"/>
+    <w:lsdException w:name="Grid Table 3 Accent 3" w:uiPriority="48"/>
+    <w:lsdException w:name="Grid Table 4 Accent 3" w:uiPriority="49"/>
+    <w:lsdException w:name="Grid Table 5 Dark Accent 3" w:uiPriority="50"/>
+    <w:lsdException w:name="Grid Table 6 Colorful Accent 3" w:uiPriority="51"/>
+    <w:lsdException w:name="Grid Table 7 Colorful Accent 3" w:uiPriority="52"/>
+    <w:lsdException w:name="Grid Table 1 Light Accent 4" w:uiPriority="46"/>
+    <w:lsdException w:name="Grid Table 2 Accent 4" w:uiPriority="47"/>
+    <w:lsdException w:name="Grid Table 3 Accent 4" w:uiPriority="48"/>
+    <w:lsdException w:name="Grid Table 4 Accent 4" w:uiPriority="49"/>
+    <w:lsdException w:name="Grid Table 5 Dark Accent 4" w:uiPriority="50"/>
+    <w:lsdException w:name="Grid Table 6 Colorful Accent 4" w:uiPriority="51"/>
+    <w:lsdException w:name="Grid Table 7 Colorful Accent 4" w:uiPriority="52"/>
+    <w:lsdException w:name="Grid Table 1 Light Accent 5" w:uiPriority="46"/>
+    <w:lsdException w:name="Grid Table 2 Accent 5" w:uiPriority="47"/>
+    <w:lsdException w:name="Grid Table 3 Accent 5" w:uiPriority="48"/>
+    <w:lsdException w:name="Grid Table 4 Accent 5" w:uiPriority="49"/>
+    <w:lsdException w:name="Grid Table 5 Dark Accent 5" w:uiPriority="50"/>
+    <w:lsdException w:name="Grid Table 6 Colorful Accent 5" w:uiPriority="51"/>
+    <w:lsdException w:name="Grid Table 7 Colorful Accent 5" w:uiPriority="52"/>
+    <w:lsdException w:name="Grid Table 1 Light Accent 6" w:uiPriority="46"/>
+    <w:lsdException w:name="Grid Table 2 Accent 6" w:uiPriority="47"/>
+    <w:lsdException w:name="Grid Table 3 Accent 6" w:uiPriority="48"/>
+    <w:lsdException w:name="Grid Table 4 Accent 6" w:uiPriority="49"/>
+    <w:lsdException w:name="Grid Table 5 Dark Accent 6" w:uiPriority="50"/>
+    <w:lsdException w:name="Grid Table 6 Colorful Accent 6" w:uiPriority="51"/>
+    <w:lsdException w:name="Grid Table 7 Colorful Accent 6" w:uiPriority="52"/>
+    <w:lsdException w:name="List Table 1 Light" w:uiPriority="46"/>
+    <w:lsdException w:name="List Table 2" w:uiPriority="47"/>
+    <w:lsdException w:name="List Table 3" w:uiPriority="48"/>
+    <w:lsdException w:name="List Table 4" w:uiPriority="49"/>
+    <w:lsdException w:name="List Table 5 Dark" w:uiPriority="50"/>
+    <w:lsdException w:name="List Table 6 Colorful" w:uiPriority="51"/>
+    <w:lsdException w:name="List Table 7 Colorful" w:uiPriority="52"/>
+    <w:lsdException w:name="List Table 1 Light Accent 1" w:uiPriority="46"/>
+    <w:lsdException w:name="List Table 2 Accent 1" w:uiPriority="47"/>
+    <w:lsdException w:name="List Table 3 Accent 1" w:uiPriority="48"/>
+    <w:lsdException w:name="List Table 4 Accent 1" w:uiPriority="49"/>
+    <w:lsdException w:name="List Table 5 Dark Accent 1" w:uiPriority="50"/>
+    <w:lsdException w:name="List Table 6 Colorful Accent 1" w:uiPriority="51"/>
+    <w:lsdException w:name="List Table 7 Colorful Accent 1" w:uiPriority="52"/>
+    <w:lsdException w:name="List Table 1 Light Accent 2" w:uiPriority="46"/>
+    <w:lsdException w:name="List Table 2 Accent 2" w:uiPriority="47"/>
+    <w:lsdException w:name="List Table 3 Accent 2" w:uiPriority="48"/>
+    <w:lsdException w:name="List Table 4 Accent 2" w:uiPriority="49"/>
+    <w:lsdException w:name="List Table 5 Dark Accent 2" w:uiPriority="50"/>
+    <w:lsdException w:name="List Table 6 Colorful Accent 2" w:uiPriority="51"/>
+    <w:lsdException w:name="List Table 7 Colorful Accent 2" w:uiPriority="52"/>
+    <w:lsdException w:name="List Table 1 Light Accent 3" w:uiPriority="46"/>
+    <w:lsdException w:name="List Table 2 Accent 3" w:uiPriority="47"/>
+    <w:lsdException w:name="List Table 3 Accent 3" w:uiPriority="48"/>
+    <w:lsdException w:name="List Table 4 Accent 3" w:uiPriority="49"/>
+    <w:lsdException w:name="List Table 5 Dark Accent 3" w:uiPriority="50"/>
+    <w:lsdException w:name="List Table 6 Colorful Accent 3" w:uiPriority="51"/>
+    <w:lsdException w:name="List Table 7 Colorful Accent 3" w:uiPriority="52"/>
+    <w:lsdException w:name="List Table 1 Light Accent 4" w:uiPriority="46"/>
+    <w:lsdException w:name="List Table 2 Accent 4" w:uiPriority="47"/>
+    <w:lsdException w:name="List Table 3 Accent 4" w:uiPriority="48"/>
+    <w:lsdException w:name="List Table 4 Accent 4" w:uiPriority="49"/>
+    <w:lsdException w:name="List Table 5 Dark Accent 4" w:uiPriority="50"/>
+    <w:lsdException w:name="List Table 6 Colorful Accent 4" w:uiPriority="51"/>
+    <w:lsdException w:name="List Table 7 Colorful Accent 4" w:uiPriority="52"/>
+    <w:lsdException w:name="List Table 1 Light Accent 5" w:uiPriority="46"/>
+    <w:lsdException w:name="List Table 2 Accent 5" w:uiPriority="47"/>
+    <w:lsdException w:name="List Table 3 Accent 5" w:uiPriority="48"/>
+    <w:lsdException w:name="List Table 4 Accent 5" w:uiPriority="49"/>
+    <w:lsdException w:name="List Table 5 Dark Accent 5" w:uiPriority="50"/>
+    <w:lsdException w:name="List Table 6 Colorful Accent 5" w:uiPriority="51"/>
+    <w:lsdException w:name="List Table 7 Colorful Accent 5" w:uiPriority="52"/>
+    <w:lsdException w:name="List Table 1 Light Accent 6" w:uiPriority="46"/>
+    <w:lsdException w:name="List Table 2 Accent 6" w:uiPriority="47"/>
+    <w:lsdException w:name="List Table 3 Accent 6" w:uiPriority="48"/>
+    <w:lsdException w:name="List Table 4 Accent 6" w:uiPriority="49"/>
+    <w:lsdException w:name="List Table 5 Dark Accent 6" w:uiPriority="50"/>
+    <w:lsdException w:name="List Table 6 Colorful Accent 6" w:uiPriority="51"/>
+    <w:lsdException w:name="List Table 7 Colorful Accent 6" w:uiPriority="52"/>
+    <w:lsdException w:name="Mention" w:semiHidden="1" w:unhideWhenUsed="1"/>
+    <w:lsdException w:name="Smart Hyperlink" w:semiHidden="1" w:unhideWhenUsed="1"/>
+    <w:lsdException w:name="Hashtag" w:semiHidden="1" w:unhideWhenUsed="1"/>
+    <w:lsdException w:name="Unresolved Mention" w:semiHidden="1" w:unhideWhenUsed="1"/>
+    <w:lsdException w:name="Smart Link" w:semiHidden="1" w:unhideWhenUsed="1"/>
+  </w:latentStyles>
+  <w:style w:type="paragraph" w:default="1" w:styleId="Normal">
+    <w:name w:val="Normal"/>
+    <w:qFormat/>
   </w:style>
-  <w:style w:type="paragraph" w:styleId="Normal" w:default="1">
-    <w:name w:val="normal"/>
-  </w:style>
-  <w:style w:type="paragraph" w:styleId="Heading1">
+  <w:style w:type="paragraph" w:styleId="Ttulo1">
     <w:name w:val="heading 1"/>
     <w:basedOn w:val="Normal"/>
     <w:next w:val="Normal"/>
+    <w:uiPriority w:val="9"/>
+    <w:qFormat/>
     <w:pPr>
-      <w:keepNext w:val="1"/>
-      <w:keepLines w:val="1"/>
-      <w:spacing w:after="120" w:before="480" w:lineRule="auto"/>
+      <w:keepNext/>
+      <w:keepLines/>
+      <w:spacing w:before="480" w:after="120"/>
+      <w:outlineLvl w:val="0"/>
     </w:pPr>
     <w:rPr>
-      <w:b w:val="1"/>
-      <w:bCs w:val="1"/>
+      <w:b/>
+      <w:bCs/>
       <w:sz w:val="48"/>
       <w:szCs w:val="48"/>
     </w:rPr>
   </w:style>
-  <w:style w:type="paragraph" w:styleId="Heading2">
+  <w:style w:type="paragraph" w:styleId="Ttulo2">
     <w:name w:val="heading 2"/>
     <w:basedOn w:val="Normal"/>
     <w:next w:val="Normal"/>
+    <w:uiPriority w:val="9"/>
+    <w:semiHidden/>
+    <w:unhideWhenUsed/>
+    <w:qFormat/>
     <w:pPr>
-      <w:keepNext w:val="1"/>
-      <w:keepLines w:val="1"/>
-      <w:spacing w:after="80" w:before="360" w:lineRule="auto"/>
+      <w:keepNext/>
+      <w:keepLines/>
+      <w:spacing w:before="360" w:after="80"/>
+      <w:outlineLvl w:val="1"/>
     </w:pPr>
     <w:rPr>
-      <w:b w:val="1"/>
-      <w:bCs w:val="1"/>
+      <w:b/>
+      <w:bCs/>
       <w:sz w:val="36"/>
       <w:szCs w:val="36"/>
     </w:rPr>
   </w:style>
-  <w:style w:type="paragraph" w:styleId="Heading3">
+  <w:style w:type="paragraph" w:styleId="Ttulo3">
     <w:name w:val="heading 3"/>
     <w:basedOn w:val="Normal"/>
     <w:next w:val="Normal"/>
+    <w:uiPriority w:val="9"/>
+    <w:semiHidden/>
+    <w:unhideWhenUsed/>
+    <w:qFormat/>
     <w:pPr>
-      <w:keepNext w:val="1"/>
-      <w:keepLines w:val="1"/>
-      <w:spacing w:after="80" w:before="280" w:lineRule="auto"/>
+      <w:keepNext/>
+      <w:keepLines/>
+      <w:spacing w:before="280" w:after="80"/>
+      <w:outlineLvl w:val="2"/>
     </w:pPr>
     <w:rPr>
-      <w:b w:val="1"/>
-      <w:bCs w:val="1"/>
+      <w:b/>
+      <w:bCs/>
       <w:sz w:val="28"/>
       <w:szCs w:val="28"/>
     </w:rPr>
   </w:style>
-  <w:style w:type="paragraph" w:styleId="Heading4">
+  <w:style w:type="paragraph" w:styleId="Ttulo4">
     <w:name w:val="heading 4"/>
     <w:basedOn w:val="Normal"/>
     <w:next w:val="Normal"/>
+    <w:uiPriority w:val="9"/>
+    <w:semiHidden/>
+    <w:unhideWhenUsed/>
+    <w:qFormat/>
     <w:pPr>
-      <w:keepNext w:val="1"/>
-      <w:keepLines w:val="1"/>
-      <w:spacing w:after="40" w:before="240" w:lineRule="auto"/>
+      <w:keepNext/>
+      <w:keepLines/>
+      <w:spacing w:before="240" w:after="40"/>
+      <w:outlineLvl w:val="3"/>
     </w:pPr>
     <w:rPr>
-      <w:b w:val="1"/>
-      <w:bCs w:val="1"/>
+      <w:b/>
+      <w:bCs/>
       <w:sz w:val="24"/>
       <w:szCs w:val="24"/>
     </w:rPr>
   </w:style>
-  <w:style w:type="paragraph" w:styleId="Heading5">
+  <w:style w:type="paragraph" w:styleId="Ttulo5">
     <w:name w:val="heading 5"/>
     <w:basedOn w:val="Normal"/>
     <w:next w:val="Normal"/>
+    <w:uiPriority w:val="9"/>
+    <w:semiHidden/>
+    <w:unhideWhenUsed/>
+    <w:qFormat/>
     <w:pPr>
-      <w:keepNext w:val="1"/>
-      <w:keepLines w:val="1"/>
-      <w:spacing w:after="40" w:before="220" w:lineRule="auto"/>
+      <w:keepNext/>
+      <w:keepLines/>
+      <w:spacing w:before="220" w:after="40"/>
+      <w:outlineLvl w:val="4"/>
     </w:pPr>
     <w:rPr>
-      <w:b w:val="1"/>
-      <w:bCs w:val="1"/>
+      <w:b/>
+      <w:bCs/>
     </w:rPr>
   </w:style>
-  <w:style w:type="paragraph" w:styleId="Heading6">
+  <w:style w:type="paragraph" w:styleId="Ttulo6">
     <w:name w:val="heading 6"/>
     <w:basedOn w:val="Normal"/>
     <w:next w:val="Normal"/>
+    <w:uiPriority w:val="9"/>
+    <w:semiHidden/>
+    <w:unhideWhenUsed/>
+    <w:qFormat/>
     <w:pPr>
-      <w:keepNext w:val="1"/>
-      <w:keepLines w:val="1"/>
-      <w:spacing w:after="40" w:before="200" w:lineRule="auto"/>
+      <w:keepNext/>
+      <w:keepLines/>
+      <w:spacing w:before="200" w:after="40"/>
+      <w:outlineLvl w:val="5"/>
     </w:pPr>
     <w:rPr>
-      <w:b w:val="1"/>
-      <w:bCs w:val="1"/>
+      <w:b/>
+      <w:bCs/>
       <w:sz w:val="20"/>
       <w:szCs w:val="20"/>
     </w:rPr>
   </w:style>
-  <w:style w:type="paragraph" w:styleId="Title">
+  <w:style w:type="character" w:default="1" w:styleId="Fontepargpadro">
+    <w:name w:val="Default Paragraph Font"/>
+    <w:uiPriority w:val="1"/>
+    <w:semiHidden/>
+    <w:unhideWhenUsed/>
+  </w:style>
+  <w:style w:type="table" w:default="1" w:styleId="Tabelanormal">
+    <w:name w:val="Normal Table"/>
+    <w:uiPriority w:val="99"/>
+    <w:semiHidden/>
+    <w:unhideWhenUsed/>
+    <w:tblPr>
+      <w:tblInd w:w="0" w:type="dxa"/>
+      <w:tblCellMar>
+        <w:top w:w="0" w:type="dxa"/>
+        <w:left w:w="108" w:type="dxa"/>
+        <w:bottom w:w="0" w:type="dxa"/>
+        <w:right w:w="108" w:type="dxa"/>
+      </w:tblCellMar>
+    </w:tblPr>
+  </w:style>
+  <w:style w:type="numbering" w:default="1" w:styleId="Semlista">
+    <w:name w:val="No List"/>
+    <w:uiPriority w:val="99"/>
+    <w:semiHidden/>
+    <w:unhideWhenUsed/>
+  </w:style>
+  <w:style w:type="table" w:customStyle="1" w:styleId="TableNormal">
+    <w:name w:val="TableNormal"/>
+    <w:tblPr>
+      <w:tblCellMar>
+        <w:top w:w="100" w:type="dxa"/>
+        <w:left w:w="100" w:type="dxa"/>
+        <w:bottom w:w="100" w:type="dxa"/>
+        <w:right w:w="100" w:type="dxa"/>
+      </w:tblCellMar>
+    </w:tblPr>
+  </w:style>
+  <w:style w:type="paragraph" w:styleId="Ttulo">
     <w:name w:val="Title"/>
     <w:basedOn w:val="Normal"/>
     <w:next w:val="Normal"/>
+    <w:uiPriority w:val="10"/>
+    <w:qFormat/>
     <w:pPr>
       <w:ind w:left="141"/>
       <w:jc w:val="center"/>
     </w:pPr>
     <w:rPr>
-      <w:b w:val="1"/>
-      <w:bCs w:val="1"/>
+      <w:b/>
+      <w:bCs/>
       <w:sz w:val="32"/>
       <w:szCs w:val="32"/>
       <w:u w:val="single"/>
     </w:rPr>
   </w:style>
-  <w:style w:type="paragraph" w:styleId="Subtitle">
+  <w:style w:type="paragraph" w:styleId="Subttulo">
     <w:name w:val="Subtitle"/>
     <w:basedOn w:val="Normal"/>
     <w:next w:val="Normal"/>
+    <w:uiPriority w:val="11"/>
+    <w:qFormat/>
     <w:pPr>
-      <w:keepNext w:val="1"/>
-      <w:keepLines w:val="1"/>
-      <w:spacing w:after="80" w:before="360" w:lineRule="auto"/>
+      <w:keepNext/>
+      <w:keepLines/>
+      <w:spacing w:before="360" w:after="80"/>
     </w:pPr>
     <w:rPr>
-      <w:rFonts w:ascii="Georgia" w:cs="Georgia" w:eastAsia="Georgia" w:hAnsi="Georgia"/>
-      <w:i w:val="1"/>
-      <w:iCs w:val="1"/>
+      <w:rFonts w:ascii="Georgia" w:eastAsia="Georgia" w:hAnsi="Georgia" w:cs="Georgia"/>
+      <w:i/>
+      <w:iCs/>
       <w:color w:val="666666"/>
       <w:sz w:val="48"/>
       <w:szCs w:val="48"/>
     </w:rPr>
   </w:style>
-  <w:style w:type="table" w:styleId="Table1">
+  <w:style w:type="table" w:customStyle="1" w:styleId="a">
     <w:basedOn w:val="TableNormal"/>
     <w:tblPr>
       <w:tblStyleRowBandSize w:val="1"/>
       <w:tblStyleColBandSize w:val="1"/>
       <w:tblCellMar>
-        <w:top w:w="0.0" w:type="dxa"/>
-        <w:left w:w="0.0" w:type="dxa"/>
-        <w:bottom w:w="0.0" w:type="dxa"/>
-        <w:right w:w="0.0" w:type="dxa"/>
+        <w:top w:w="0" w:type="dxa"/>
+        <w:left w:w="0" w:type="dxa"/>
+        <w:bottom w:w="0" w:type="dxa"/>
+        <w:right w:w="0" w:type="dxa"/>
       </w:tblCellMar>
     </w:tblPr>
   </w:style>
@@ -2219,17 +2680,17 @@
 </a:theme>
 </file>
 
-<file path=customXML/item1.xml><?xml version="1.0" encoding="utf-8"?>
+<file path=customXml/item1.xml><?xml version="1.0" encoding="utf-8"?>
 <go:gDocsCustomXmlDataStorage xmlns:go="http://customooxmlschemas.google.com/" xmlns:r="http://schemas.openxmlformats.org/officeDocument/2006/relationships" uri="GoogleDocsCustomDataVersion2">
   <go:docsCustomData xmlns:go="http://customooxmlschemas.google.com/" roundtripDataSignature="AMtx7micw6sE0EK55G0+nhFlY/jyq9MfQg==">CgMxLjAyDmguN3locHExbnJ0ZTE0OAByITFfMElGSjNWWEVKUXdtUjE4UG5YNS1lamMtM1ZZaHIzYg==</go:docsCustomData>
 </go:gDocsCustomXmlDataStorage>
 </file>
 
-<file path=customXML/itemProps1.xml><?xml version="1.0" encoding="utf-8"?>
+<file path=customXml/itemProps1.xml><?xml version="1.0" encoding="utf-8"?>
 <ds:datastoreItem xmlns:ds="http://schemas.openxmlformats.org/officeDocument/2006/customXml" ds:itemID="{11111111-1234-1234-1234-123412341234}">
   <ds:schemaRefs>
+    <ds:schemaRef ds:uri="http://customooxmlschemas.google.com/"/>
     <ds:schemaRef ds:uri="http://schemas.openxmlformats.org/officeDocument/2006/relationships"/>
-    <ds:schemaRef ds:uri="http://customooxmlschemas.google.com/"/>
   </ds:schemaRefs>
 </ds:datastoreItem>
 </file>